--- a/arb/docx/32.content.docx
+++ b/arb/docx/32.content.docx
@@ -32,23 +32,6 @@
     </w:p>
     <w:p>
       <w:pPr>
-        <w:pStyle w:val="Heading2"/>
-        <w:bidi/>
-      </w:pPr>
-      <w:r>
-        <w:rPr>
-          <w:lang w:val="ar_AE" w:bidi="ar_AE"/>
-        </w:rPr>
-        <w:t>License Information</w:t>
-      </w:r>
-      <w:r>
-        <w:rPr>
-          <w:lang w:val="ar_AE" w:bidi="ar_AE"/>
-        </w:rPr>
-      </w:r>
-    </w:p>
-    <w:p>
-      <w:pPr>
         <w:bidi/>
       </w:pPr>
       <w:r>
@@ -67,13 +50,7 @@
         <w:rPr>
           <w:lang w:val="ar_AE" w:bidi="ar_AE"/>
         </w:rPr>
-        <w:t xml:space="preserve"> (Arabic) is based on</w:t>
-      </w:r>
-      <w:r>
-        <w:rPr>
-          <w:lang w:val="ar_AE" w:bidi="ar_AE"/>
-        </w:rPr>
-        <w:t xml:space="preserve">: </w:t>
+        <w:t xml:space="preserve"> (Arabic) is based on: </w:t>
       </w:r>
       <w:r>
         <w:rPr>
@@ -200,21 +177,6 @@
         <w:pStyle w:val="Heading2"/>
         <w:bidi/>
       </w:pPr>
-      <w:r>
-        <w:rPr>
-          <w:lang w:val="ar_AE" w:bidi="ar_AE"/>
-        </w:rPr>
-      </w:r>
-    </w:p>
-    <w:p>
-      <w:pPr>
-        <w:bidi/>
-      </w:pPr>
-      <w:r>
-        <w:rPr>
-          <w:lang w:val="ar_AE" w:bidi="ar_AE"/>
-        </w:rPr>
-      </w:r>
       <w:r>
         <w:rPr>
           <w:lang w:val="ar_AE" w:bidi="ar_AE"/>

--- a/arb/docx/32.content.docx
+++ b/arb/docx/32.content.docx
@@ -9,6 +9,8 @@
       </w:pPr>
       <w:r>
         <w:rPr>
+          <w:rtl/>
+          <w:cs/>
           <w:lang w:val="ar_AE" w:bidi="ar_AE"/>
         </w:rPr>
       </w:r>
@@ -20,12 +22,16 @@
       </w:pPr>
       <w:r>
         <w:rPr>
+          <w:rtl/>
+          <w:cs/>
           <w:lang w:val="ar_AE" w:bidi="ar_AE"/>
         </w:rPr>
         <w:t>Resource: Arabic Van Dyck Bible</w:t>
       </w:r>
       <w:r>
         <w:rPr>
+          <w:rtl/>
+          <w:cs/>
           <w:lang w:val="ar_AE" w:bidi="ar_AE"/>
         </w:rPr>
       </w:r>
@@ -36,37 +42,33 @@
       </w:pPr>
       <w:r>
         <w:rPr>
+          <w:rtl/>
+          <w:cs/>
           <w:lang w:val="ar_AE" w:bidi="ar_AE"/>
         </w:rPr>
       </w:r>
       <w:r>
         <w:rPr>
           <w:b/>
+          <w:rtl/>
+          <w:cs/>
           <w:lang w:val="ar_AE" w:bidi="ar_AE"/>
         </w:rPr>
         <w:t>Arabic Van Dyck Bible</w:t>
       </w:r>
       <w:r>
         <w:rPr>
-          <w:lang w:val="ar_AE" w:bidi="ar_AE"/>
-        </w:rPr>
-        <w:t xml:space="preserve"> (Arabic) is based on: </w:t>
-      </w:r>
-      <w:r>
-        <w:rPr>
-          <w:lang w:val="ar_AE" w:bidi="ar_AE"/>
-        </w:rPr>
-        <w:t>Van Dyck Bible</w:t>
-      </w:r>
-      <w:r>
-        <w:rPr>
-          <w:lang w:val="ar_AE" w:bidi="ar_AE"/>
-        </w:rPr>
-        <w:t xml:space="preserve">, </w:t>
+          <w:rtl/>
+          <w:cs/>
+          <w:lang w:val="ar_AE" w:bidi="ar_AE"/>
+        </w:rPr>
+        <w:t xml:space="preserve"> © </w:t>
       </w:r>
       <w:hyperlink r:id="rId13">
         <w:r>
           <w:rPr>
+            <w:rtl/>
+            <w:cs/>
             <w:lang w:val="ar_AE" w:bidi="ar_AE"/>
           </w:rPr>
           <w:rPr>
@@ -78,13 +80,17 @@
       </w:hyperlink>
       <w:r>
         <w:rPr>
-          <w:lang w:val="ar_AE" w:bidi="ar_AE"/>
-        </w:rPr>
-        <w:t xml:space="preserve">, None, which is licensed under a </w:t>
+          <w:rtl/>
+          <w:cs/>
+          <w:lang w:val="ar_AE" w:bidi="ar_AE"/>
+        </w:rPr>
+        <w:t xml:space="preserve">, licensed under a </w:t>
       </w:r>
       <w:hyperlink r:id="rId14">
         <w:r>
           <w:rPr>
+            <w:rtl/>
+            <w:cs/>
             <w:lang w:val="ar_AE" w:bidi="ar_AE"/>
           </w:rPr>
           <w:rPr>
@@ -96,38 +102,23 @@
       </w:hyperlink>
       <w:r>
         <w:rPr>
+          <w:rtl/>
+          <w:cs/>
           <w:lang w:val="ar_AE" w:bidi="ar_AE"/>
         </w:rPr>
         <w:t>.</w:t>
       </w:r>
       <w:r>
         <w:rPr>
-          <w:lang w:val="ar_AE" w:bidi="ar_AE"/>
-        </w:rPr>
-      </w:r>
-    </w:p>
-    <w:p>
-      <w:pPr>
-        <w:bidi/>
-      </w:pPr>
-      <w:r>
-        <w:rPr>
-          <w:lang w:val="ar_AE" w:bidi="ar_AE"/>
-        </w:rPr>
-      </w:r>
-      <w:r>
-        <w:rPr>
-          <w:lang w:val="ar_AE" w:bidi="ar_AE"/>
-        </w:rPr>
-        <w:t>This PDF version is provided under the same license.</w:t>
-      </w:r>
-      <w:r>
-        <w:rPr>
-          <w:lang w:val="ar_AE" w:bidi="ar_AE"/>
-        </w:rPr>
-      </w:r>
-      <w:r>
-        <w:rPr>
+          <w:rtl/>
+          <w:cs/>
+          <w:lang w:val="ar_AE" w:bidi="ar_AE"/>
+        </w:rPr>
+      </w:r>
+      <w:r>
+        <w:rPr>
+          <w:rtl/>
+          <w:cs/>
           <w:lang w:val="ar_AE" w:bidi="ar_AE"/>
         </w:rPr>
       </w:r>
@@ -139,6 +130,8 @@
       </w:pPr>
       <w:r>
         <w:rPr>
+          <w:rtl/>
+          <w:cs/>
           <w:lang w:val="ar_AE" w:bidi="ar_AE"/>
         </w:rPr>
         <w:t>Arabic Van Dyck Bible</w:t>
@@ -168,6 +161,8 @@
       </w:pPr>
       <w:r>
         <w:rPr>
+          <w:rtl/>
+          <w:cs/>
           <w:lang w:val="ar_AE" w:bidi="ar_AE"/>
         </w:rPr>
       </w:r>
@@ -179,6 +174,8 @@
       </w:pPr>
       <w:r>
         <w:rPr>
+          <w:rtl/>
+          <w:cs/>
           <w:lang w:val="ar_AE" w:bidi="ar_AE"/>
         </w:rPr>
       </w:r>
@@ -189,22 +186,30 @@
       </w:pPr>
       <w:r>
         <w:rPr>
-          <w:lang w:val="ar_AE" w:bidi="ar_AE"/>
-        </w:rPr>
-      </w:r>
-      <w:r>
-        <w:rPr>
+          <w:rtl/>
+          <w:cs/>
+          <w:lang w:val="ar_AE" w:bidi="ar_AE"/>
+        </w:rPr>
+      </w:r>
+      <w:r>
+        <w:rPr>
+          <w:rtl/>
+          <w:cs/>
           <w:lang w:val="ar_AE" w:bidi="ar_AE"/>
         </w:rPr>
         <w:t xml:space="preserve"> </w:t>
       </w:r>
       <w:r>
         <w:rPr>
-          <w:lang w:val="ar_AE" w:bidi="ar_AE"/>
-        </w:rPr>
-      </w:r>
-      <w:r>
-        <w:rPr>
+          <w:rtl/>
+          <w:cs/>
+          <w:lang w:val="ar_AE" w:bidi="ar_AE"/>
+        </w:rPr>
+      </w:r>
+      <w:r>
+        <w:rPr>
+          <w:rtl/>
+          <w:cs/>
           <w:lang w:val="ar_AE" w:bidi="ar_AE"/>
         </w:rPr>
       </w:r>
@@ -226,27 +231,21 @@
     </w:p>
     <w:p>
       <w:pPr>
-        <w:bidi/>
-      </w:pPr>
-      <w:r>
-        <w:rPr>
-          <w:lang w:val="ar_AE" w:bidi="ar_AE"/>
-        </w:rPr>
-      </w:r>
-    </w:p>
-    <w:p>
-      <w:pPr>
         <w:pStyle w:val="Heading2"/>
         <w:bidi/>
       </w:pPr>
       <w:r>
         <w:rPr>
+          <w:rtl/>
+          <w:cs/>
           <w:lang w:val="ar_AE" w:bidi="ar_AE"/>
         </w:rPr>
         <w:t>Jonah 1:1</w:t>
       </w:r>
       <w:r>
         <w:rPr>
+          <w:rtl/>
+          <w:cs/>
           <w:lang w:val="ar_AE" w:bidi="ar_AE"/>
         </w:rPr>
       </w:r>
@@ -257,32 +256,28 @@
       </w:pPr>
       <w:r>
         <w:rPr>
+          <w:rtl/>
+          <w:cs/>
           <w:lang w:val="ar_AE" w:bidi="ar_AE"/>
         </w:rPr>
       </w:r>
       <w:r>
         <w:rPr>
           <w:vertAlign w:val="superscript"/>
+          <w:rtl/>
+          <w:cs/>
           <w:lang w:val="ar_AE" w:bidi="ar_AE"/>
         </w:rPr>
         <w:t>1</w:t>
       </w:r>
       <w:r>
         <w:rPr>
+          <w:rtl/>
+          <w:cs/>
           <w:lang w:val="ar_AE" w:bidi="ar_AE"/>
         </w:rPr>
         <w:t xml:space="preserve"> وَصَارَ قَوْلُ ٱلرَّبِّ إِلَى يُونَانَ بْنِ أَمِتَّايَ قَائِلًا:</w:t>
       </w:r>
-      <w:r>
-        <w:rPr>
-          <w:lang w:val="ar_AE" w:bidi="ar_AE"/>
-        </w:rPr>
-      </w:r>
-      <w:r>
-        <w:rPr>
-          <w:lang w:val="ar_AE" w:bidi="ar_AE"/>
-        </w:rPr>
-      </w:r>
     </w:p>
     <w:p>
       <w:pPr>
@@ -290,8 +285,27 @@
       </w:pPr>
       <w:r>
         <w:rPr>
-          <w:lang w:val="ar_AE" w:bidi="ar_AE"/>
-        </w:rPr>
+          <w:rtl/>
+          <w:cs/>
+          <w:lang w:val="ar_AE" w:bidi="ar_AE"/>
+        </w:rPr>
+      </w:r>
+      <w:r>
+        <w:rPr>
+          <w:vertAlign w:val="superscript"/>
+          <w:rtl/>
+          <w:cs/>
+          <w:lang w:val="ar_AE" w:bidi="ar_AE"/>
+        </w:rPr>
+        <w:t>2</w:t>
+      </w:r>
+      <w:r>
+        <w:rPr>
+          <w:rtl/>
+          <w:cs/>
+          <w:lang w:val="ar_AE" w:bidi="ar_AE"/>
+        </w:rPr>
+        <w:t xml:space="preserve"> «قُمِ ٱذْهَبْ إِلَى نِينَوَى ٱلْمَدِينَةِ ٱلْعَظِيمَةِ وَنَادِ عَلَيْهَا، لِأَنَّهُ قَدْ صَعِدَ شَرُّهُمْ أَمَامِي».</w:t>
       </w:r>
     </w:p>
     <w:p>
@@ -300,31 +314,27 @@
       </w:pPr>
       <w:r>
         <w:rPr>
+          <w:rtl/>
+          <w:cs/>
           <w:lang w:val="ar_AE" w:bidi="ar_AE"/>
         </w:rPr>
       </w:r>
       <w:r>
         <w:rPr>
           <w:vertAlign w:val="superscript"/>
-          <w:lang w:val="ar_AE" w:bidi="ar_AE"/>
-        </w:rPr>
-        <w:t>2</w:t>
-      </w:r>
-      <w:r>
-        <w:rPr>
-          <w:lang w:val="ar_AE" w:bidi="ar_AE"/>
-        </w:rPr>
-        <w:t xml:space="preserve"> «قُمِ ٱذْهَبْ إِلَى نِينَوَى ٱلْمَدِينَةِ ٱلْعَظِيمَةِ وَنَادِ عَلَيْهَا، لِأَنَّهُ قَدْ صَعِدَ شَرُّهُمْ أَمَامِي».</w:t>
-      </w:r>
-      <w:r>
-        <w:rPr>
-          <w:lang w:val="ar_AE" w:bidi="ar_AE"/>
-        </w:rPr>
-      </w:r>
-      <w:r>
-        <w:rPr>
-          <w:lang w:val="ar_AE" w:bidi="ar_AE"/>
-        </w:rPr>
+          <w:rtl/>
+          <w:cs/>
+          <w:lang w:val="ar_AE" w:bidi="ar_AE"/>
+        </w:rPr>
+        <w:t>3</w:t>
+      </w:r>
+      <w:r>
+        <w:rPr>
+          <w:rtl/>
+          <w:cs/>
+          <w:lang w:val="ar_AE" w:bidi="ar_AE"/>
+        </w:rPr>
+        <w:t xml:space="preserve"> فَقَامَ يُونَانُ لِيَهْرُبَ إِلَى تَرْشِيشَ مِنْ وَجْهِ ٱلرَّبِّ، فَنَزَلَ إِلَى يَافَا وَوَجَدَ سَفِينَةً ذَاهِبَةً إِلَى تَرْشِيشَ، فَدَفَعَ أُجْرَتَهَا وَنَزَلَ فِيهَا، لِيَذْهَبَ مَعَهُمْ إِلَى تَرْشِيشَ مِنْ وَجْهِ ٱلرَّبِّ.</w:t>
       </w:r>
     </w:p>
     <w:p>
@@ -333,8 +343,27 @@
       </w:pPr>
       <w:r>
         <w:rPr>
-          <w:lang w:val="ar_AE" w:bidi="ar_AE"/>
-        </w:rPr>
+          <w:rtl/>
+          <w:cs/>
+          <w:lang w:val="ar_AE" w:bidi="ar_AE"/>
+        </w:rPr>
+      </w:r>
+      <w:r>
+        <w:rPr>
+          <w:vertAlign w:val="superscript"/>
+          <w:rtl/>
+          <w:cs/>
+          <w:lang w:val="ar_AE" w:bidi="ar_AE"/>
+        </w:rPr>
+        <w:t>4</w:t>
+      </w:r>
+      <w:r>
+        <w:rPr>
+          <w:rtl/>
+          <w:cs/>
+          <w:lang w:val="ar_AE" w:bidi="ar_AE"/>
+        </w:rPr>
+        <w:t xml:space="preserve"> فَأَرْسَلَ ٱلرَّبُّ رِيحًا شَدِيدَةً إِلَى ٱلْبَحْرِ، فَحَدَثَ نَوْءٌ عَظِيمٌ فِي ٱلْبَحْرِ حَتَّى كَادَتِ ٱلسَّفِينَةُ تَنْكَسِرُ.</w:t>
       </w:r>
     </w:p>
     <w:p>
@@ -343,31 +372,27 @@
       </w:pPr>
       <w:r>
         <w:rPr>
+          <w:rtl/>
+          <w:cs/>
           <w:lang w:val="ar_AE" w:bidi="ar_AE"/>
         </w:rPr>
       </w:r>
       <w:r>
         <w:rPr>
           <w:vertAlign w:val="superscript"/>
-          <w:lang w:val="ar_AE" w:bidi="ar_AE"/>
-        </w:rPr>
-        <w:t>3</w:t>
-      </w:r>
-      <w:r>
-        <w:rPr>
-          <w:lang w:val="ar_AE" w:bidi="ar_AE"/>
-        </w:rPr>
-        <w:t xml:space="preserve"> فَقَامَ يُونَانُ لِيَهْرُبَ إِلَى تَرْشِيشَ مِنْ وَجْهِ ٱلرَّبِّ، فَنَزَلَ إِلَى يَافَا وَوَجَدَ سَفِينَةً ذَاهِبَةً إِلَى تَرْشِيشَ، فَدَفَعَ أُجْرَتَهَا وَنَزَلَ فِيهَا، لِيَذْهَبَ مَعَهُمْ إِلَى تَرْشِيشَ مِنْ وَجْهِ ٱلرَّبِّ.</w:t>
-      </w:r>
-      <w:r>
-        <w:rPr>
-          <w:lang w:val="ar_AE" w:bidi="ar_AE"/>
-        </w:rPr>
-      </w:r>
-      <w:r>
-        <w:rPr>
-          <w:lang w:val="ar_AE" w:bidi="ar_AE"/>
-        </w:rPr>
+          <w:rtl/>
+          <w:cs/>
+          <w:lang w:val="ar_AE" w:bidi="ar_AE"/>
+        </w:rPr>
+        <w:t>5</w:t>
+      </w:r>
+      <w:r>
+        <w:rPr>
+          <w:rtl/>
+          <w:cs/>
+          <w:lang w:val="ar_AE" w:bidi="ar_AE"/>
+        </w:rPr>
+        <w:t xml:space="preserve"> فَخَافَ ٱلْمَّلَاحُونَ وَصَرَخُوا كُلُّ وَاحِدٍ إِلَى إِلَهِهِ، وَطَرَحُوا ٱلْأَمْتِعَةَ ٱلَّتِي فِي ٱلسَّفِينَةِ إِلَى ٱلْبَحْرِ لِيُخَفِّفُوا عَنْهُمْ. وَأَمَّا يُونَانُ فَكَانَ قَدْ نَزَلَ إِلَى جَوْفِ ٱلسَّفِينَةِ وَٱضْطَجَعَ وَنَامَ نَوْمًا ثَقِيلًا.</w:t>
       </w:r>
     </w:p>
     <w:p>
@@ -376,8 +401,27 @@
       </w:pPr>
       <w:r>
         <w:rPr>
-          <w:lang w:val="ar_AE" w:bidi="ar_AE"/>
-        </w:rPr>
+          <w:rtl/>
+          <w:cs/>
+          <w:lang w:val="ar_AE" w:bidi="ar_AE"/>
+        </w:rPr>
+      </w:r>
+      <w:r>
+        <w:rPr>
+          <w:vertAlign w:val="superscript"/>
+          <w:rtl/>
+          <w:cs/>
+          <w:lang w:val="ar_AE" w:bidi="ar_AE"/>
+        </w:rPr>
+        <w:t>6</w:t>
+      </w:r>
+      <w:r>
+        <w:rPr>
+          <w:rtl/>
+          <w:cs/>
+          <w:lang w:val="ar_AE" w:bidi="ar_AE"/>
+        </w:rPr>
+        <w:t xml:space="preserve"> فَجَاءَ إِلَيْهِ رَئِيسُ ٱلنُّوتِيَّةِ وَقَالَ لَهُ: «مَا لَكَ نَائِمًا؟ قُمِ ٱصْرُخْ إِلَى إِلَهِكَ عَسَى أَنْ يَفْتَكِرَ ٱلإِلَهُ فِينَا فَلَا نَهْلِكَ».</w:t>
       </w:r>
     </w:p>
     <w:p>
@@ -386,31 +430,27 @@
       </w:pPr>
       <w:r>
         <w:rPr>
+          <w:rtl/>
+          <w:cs/>
           <w:lang w:val="ar_AE" w:bidi="ar_AE"/>
         </w:rPr>
       </w:r>
       <w:r>
         <w:rPr>
           <w:vertAlign w:val="superscript"/>
-          <w:lang w:val="ar_AE" w:bidi="ar_AE"/>
-        </w:rPr>
-        <w:t>4</w:t>
-      </w:r>
-      <w:r>
-        <w:rPr>
-          <w:lang w:val="ar_AE" w:bidi="ar_AE"/>
-        </w:rPr>
-        <w:t xml:space="preserve"> فَأَرْسَلَ ٱلرَّبُّ رِيحًا شَدِيدَةً إِلَى ٱلْبَحْرِ، فَحَدَثَ نَوْءٌ عَظِيمٌ فِي ٱلْبَحْرِ حَتَّى كَادَتِ ٱلسَّفِينَةُ تَنْكَسِرُ.</w:t>
-      </w:r>
-      <w:r>
-        <w:rPr>
-          <w:lang w:val="ar_AE" w:bidi="ar_AE"/>
-        </w:rPr>
-      </w:r>
-      <w:r>
-        <w:rPr>
-          <w:lang w:val="ar_AE" w:bidi="ar_AE"/>
-        </w:rPr>
+          <w:rtl/>
+          <w:cs/>
+          <w:lang w:val="ar_AE" w:bidi="ar_AE"/>
+        </w:rPr>
+        <w:t>7</w:t>
+      </w:r>
+      <w:r>
+        <w:rPr>
+          <w:rtl/>
+          <w:cs/>
+          <w:lang w:val="ar_AE" w:bidi="ar_AE"/>
+        </w:rPr>
+        <w:t xml:space="preserve"> وَقَالَ بَعْضُهُمْ لِبَعْضٍ: «هَلُمَّ نُلْقِي قُرَعًا لِنَعْرِفَ بِسَبَبِ مَنْ هَذِهِ ٱلْبَلِيَّةُ». فَأَلْقَوْا قُرَعًا، فَوَقَعَتِ ٱلْقُرْعَةُ عَلَى يُونَانَ.</w:t>
       </w:r>
     </w:p>
     <w:p>
@@ -419,8 +459,27 @@
       </w:pPr>
       <w:r>
         <w:rPr>
-          <w:lang w:val="ar_AE" w:bidi="ar_AE"/>
-        </w:rPr>
+          <w:rtl/>
+          <w:cs/>
+          <w:lang w:val="ar_AE" w:bidi="ar_AE"/>
+        </w:rPr>
+      </w:r>
+      <w:r>
+        <w:rPr>
+          <w:vertAlign w:val="superscript"/>
+          <w:rtl/>
+          <w:cs/>
+          <w:lang w:val="ar_AE" w:bidi="ar_AE"/>
+        </w:rPr>
+        <w:t>8</w:t>
+      </w:r>
+      <w:r>
+        <w:rPr>
+          <w:rtl/>
+          <w:cs/>
+          <w:lang w:val="ar_AE" w:bidi="ar_AE"/>
+        </w:rPr>
+        <w:t xml:space="preserve"> فَقَالُوا لَهُ: «أَخْبِرْنَا بِسَبَبِ مَنْ هَذِهِ ٱلْمُصِيبَةُ عَلَيْنَا؟ مَا هُوَ عَمَلُكَ؟ وَمِنْ أَيْنَ أَتَيْتَ؟ مَا هِيَ أَرْضُكَ؟ وَمِنْ أَيِّ شَعْبٍ أَنْتَ؟»</w:t>
       </w:r>
     </w:p>
     <w:p>
@@ -429,31 +488,27 @@
       </w:pPr>
       <w:r>
         <w:rPr>
+          <w:rtl/>
+          <w:cs/>
           <w:lang w:val="ar_AE" w:bidi="ar_AE"/>
         </w:rPr>
       </w:r>
       <w:r>
         <w:rPr>
           <w:vertAlign w:val="superscript"/>
-          <w:lang w:val="ar_AE" w:bidi="ar_AE"/>
-        </w:rPr>
-        <w:t>5</w:t>
-      </w:r>
-      <w:r>
-        <w:rPr>
-          <w:lang w:val="ar_AE" w:bidi="ar_AE"/>
-        </w:rPr>
-        <w:t xml:space="preserve"> فَخَافَ ٱلْمَّلَاحُونَ وَصَرَخُوا كُلُّ وَاحِدٍ إِلَى إِلَهِهِ، وَطَرَحُوا ٱلْأَمْتِعَةَ ٱلَّتِي فِي ٱلسَّفِينَةِ إِلَى ٱلْبَحْرِ لِيُخَفِّفُوا عَنْهُمْ. وَأَمَّا يُونَانُ فَكَانَ قَدْ نَزَلَ إِلَى جَوْفِ ٱلسَّفِينَةِ وَٱضْطَجَعَ وَنَامَ نَوْمًا ثَقِيلًا.</w:t>
-      </w:r>
-      <w:r>
-        <w:rPr>
-          <w:lang w:val="ar_AE" w:bidi="ar_AE"/>
-        </w:rPr>
-      </w:r>
-      <w:r>
-        <w:rPr>
-          <w:lang w:val="ar_AE" w:bidi="ar_AE"/>
-        </w:rPr>
+          <w:rtl/>
+          <w:cs/>
+          <w:lang w:val="ar_AE" w:bidi="ar_AE"/>
+        </w:rPr>
+        <w:t>9</w:t>
+      </w:r>
+      <w:r>
+        <w:rPr>
+          <w:rtl/>
+          <w:cs/>
+          <w:lang w:val="ar_AE" w:bidi="ar_AE"/>
+        </w:rPr>
+        <w:t xml:space="preserve"> فَقَالَ لَهُمْ: «أَنَا عِبْرَانِيٌّ، وَأَنَا خَائِفٌ مِنَ ٱلرَّبِّ إِلَهِ ٱلسَّمَاءِ ٱلَّذِي صَنَعَ ٱلْبَحْرَ وَٱلْبَرَّ».</w:t>
       </w:r>
     </w:p>
     <w:p>
@@ -462,8 +517,27 @@
       </w:pPr>
       <w:r>
         <w:rPr>
-          <w:lang w:val="ar_AE" w:bidi="ar_AE"/>
-        </w:rPr>
+          <w:rtl/>
+          <w:cs/>
+          <w:lang w:val="ar_AE" w:bidi="ar_AE"/>
+        </w:rPr>
+      </w:r>
+      <w:r>
+        <w:rPr>
+          <w:vertAlign w:val="superscript"/>
+          <w:rtl/>
+          <w:cs/>
+          <w:lang w:val="ar_AE" w:bidi="ar_AE"/>
+        </w:rPr>
+        <w:t>10</w:t>
+      </w:r>
+      <w:r>
+        <w:rPr>
+          <w:rtl/>
+          <w:cs/>
+          <w:lang w:val="ar_AE" w:bidi="ar_AE"/>
+        </w:rPr>
+        <w:t xml:space="preserve"> فَخَافَ ٱلرِّجَالُ خَوْفًا عَظِيمًا، وَقَالُوا لَهُ: «لِمَاذَا فَعَلْتَ هَذَا؟» فَإِنَّ ٱلرِّجَالَ عَرَفُوا أَنَّهُ هَارِبٌ مِنْ وَجْهِ ٱلرَّبِّ، لِأَنَّهُ أَخْبَرَهُمْ.</w:t>
       </w:r>
     </w:p>
     <w:p>
@@ -472,31 +546,27 @@
       </w:pPr>
       <w:r>
         <w:rPr>
+          <w:rtl/>
+          <w:cs/>
           <w:lang w:val="ar_AE" w:bidi="ar_AE"/>
         </w:rPr>
       </w:r>
       <w:r>
         <w:rPr>
           <w:vertAlign w:val="superscript"/>
-          <w:lang w:val="ar_AE" w:bidi="ar_AE"/>
-        </w:rPr>
-        <w:t>6</w:t>
-      </w:r>
-      <w:r>
-        <w:rPr>
-          <w:lang w:val="ar_AE" w:bidi="ar_AE"/>
-        </w:rPr>
-        <w:t xml:space="preserve"> فَجَاءَ إِلَيْهِ رَئِيسُ ٱلنُّوتِيَّةِ وَقَالَ لَهُ: «مَا لَكَ نَائِمًا؟ قُمِ ٱصْرُخْ إِلَى إِلَهِكَ عَسَى أَنْ يَفْتَكِرَ ٱلإِلَهُ فِينَا فَلَا نَهْلِكَ».</w:t>
-      </w:r>
-      <w:r>
-        <w:rPr>
-          <w:lang w:val="ar_AE" w:bidi="ar_AE"/>
-        </w:rPr>
-      </w:r>
-      <w:r>
-        <w:rPr>
-          <w:lang w:val="ar_AE" w:bidi="ar_AE"/>
-        </w:rPr>
+          <w:rtl/>
+          <w:cs/>
+          <w:lang w:val="ar_AE" w:bidi="ar_AE"/>
+        </w:rPr>
+        <w:t>11</w:t>
+      </w:r>
+      <w:r>
+        <w:rPr>
+          <w:rtl/>
+          <w:cs/>
+          <w:lang w:val="ar_AE" w:bidi="ar_AE"/>
+        </w:rPr>
+        <w:t xml:space="preserve"> فَقَالُوا لَهُ: «مَاذَا نَصْنَعُ بِكَ لِيَسْكُنَ ٱلْبَحْرُ عَنَّا؟» لِأَنَّ ٱلْبَحْرَ كَانَ يَزْدَادُ ٱضْطِرَابًا.</w:t>
       </w:r>
     </w:p>
     <w:p>
@@ -505,8 +575,27 @@
       </w:pPr>
       <w:r>
         <w:rPr>
-          <w:lang w:val="ar_AE" w:bidi="ar_AE"/>
-        </w:rPr>
+          <w:rtl/>
+          <w:cs/>
+          <w:lang w:val="ar_AE" w:bidi="ar_AE"/>
+        </w:rPr>
+      </w:r>
+      <w:r>
+        <w:rPr>
+          <w:vertAlign w:val="superscript"/>
+          <w:rtl/>
+          <w:cs/>
+          <w:lang w:val="ar_AE" w:bidi="ar_AE"/>
+        </w:rPr>
+        <w:t>12</w:t>
+      </w:r>
+      <w:r>
+        <w:rPr>
+          <w:rtl/>
+          <w:cs/>
+          <w:lang w:val="ar_AE" w:bidi="ar_AE"/>
+        </w:rPr>
+        <w:t xml:space="preserve"> فَقَالَ لَهُمْ: «خُذُونِي وَٱطْرَحُونِي فِي ٱلْبَحْرِ فَيَسْكُنَ ٱلْبَحْرُ عَنْكُمْ، لِأَنَّنِي عَالِمٌ أَنَّهُ بِسَبَبِي هَذَا ٱلنَّوْءُ ٱلْعَظِيمُ عَلَيْكُمْ».</w:t>
       </w:r>
     </w:p>
     <w:p>
@@ -515,31 +604,27 @@
       </w:pPr>
       <w:r>
         <w:rPr>
+          <w:rtl/>
+          <w:cs/>
           <w:lang w:val="ar_AE" w:bidi="ar_AE"/>
         </w:rPr>
       </w:r>
       <w:r>
         <w:rPr>
           <w:vertAlign w:val="superscript"/>
-          <w:lang w:val="ar_AE" w:bidi="ar_AE"/>
-        </w:rPr>
-        <w:t>7</w:t>
-      </w:r>
-      <w:r>
-        <w:rPr>
-          <w:lang w:val="ar_AE" w:bidi="ar_AE"/>
-        </w:rPr>
-        <w:t xml:space="preserve"> وَقَالَ بَعْضُهُمْ لِبَعْضٍ: «هَلُمَّ نُلْقِي قُرَعًا لِنَعْرِفَ بِسَبَبِ مَنْ هَذِهِ ٱلْبَلِيَّةُ». فَأَلْقَوْا قُرَعًا، فَوَقَعَتِ ٱلْقُرْعَةُ عَلَى يُونَانَ.</w:t>
-      </w:r>
-      <w:r>
-        <w:rPr>
-          <w:lang w:val="ar_AE" w:bidi="ar_AE"/>
-        </w:rPr>
-      </w:r>
-      <w:r>
-        <w:rPr>
-          <w:lang w:val="ar_AE" w:bidi="ar_AE"/>
-        </w:rPr>
+          <w:rtl/>
+          <w:cs/>
+          <w:lang w:val="ar_AE" w:bidi="ar_AE"/>
+        </w:rPr>
+        <w:t>13</w:t>
+      </w:r>
+      <w:r>
+        <w:rPr>
+          <w:rtl/>
+          <w:cs/>
+          <w:lang w:val="ar_AE" w:bidi="ar_AE"/>
+        </w:rPr>
+        <w:t xml:space="preserve"> وَلَكِنَّ ٱلرِّجَالَ جَذَفُوا لِيُرَجِّعُوا ٱلسَّفِينَةَ إِلَى ٱلْبَرِّ فَلَمْ يَسْتَطِيعُوا، لِأَنَّ ٱلْبَحْرَ كَانَ يَزْدَادُ ٱضْطِرَابًا عَلَيْهِمْ.</w:t>
       </w:r>
     </w:p>
     <w:p>
@@ -548,8 +633,27 @@
       </w:pPr>
       <w:r>
         <w:rPr>
-          <w:lang w:val="ar_AE" w:bidi="ar_AE"/>
-        </w:rPr>
+          <w:rtl/>
+          <w:cs/>
+          <w:lang w:val="ar_AE" w:bidi="ar_AE"/>
+        </w:rPr>
+      </w:r>
+      <w:r>
+        <w:rPr>
+          <w:vertAlign w:val="superscript"/>
+          <w:rtl/>
+          <w:cs/>
+          <w:lang w:val="ar_AE" w:bidi="ar_AE"/>
+        </w:rPr>
+        <w:t>14</w:t>
+      </w:r>
+      <w:r>
+        <w:rPr>
+          <w:rtl/>
+          <w:cs/>
+          <w:lang w:val="ar_AE" w:bidi="ar_AE"/>
+        </w:rPr>
+        <w:t xml:space="preserve"> فَصَرَخُوا إِلَى ٱلرَّبِّ وَقَالُوا: «آهِ يَارَبُّ، لَا نَهْلِكْ مِنْ أَجْلِ نَفْسِ هَذَا ٱلرَّجُلِ، وَلَا تَجْعَلْ عَلَيْنَا دَمًا بَرِيئًا، لِأَنَّكَ يَارَبُّ فَعَلْتَ كَمَا شِئْتَ».</w:t>
       </w:r>
     </w:p>
     <w:p>
@@ -558,31 +662,27 @@
       </w:pPr>
       <w:r>
         <w:rPr>
+          <w:rtl/>
+          <w:cs/>
           <w:lang w:val="ar_AE" w:bidi="ar_AE"/>
         </w:rPr>
       </w:r>
       <w:r>
         <w:rPr>
           <w:vertAlign w:val="superscript"/>
-          <w:lang w:val="ar_AE" w:bidi="ar_AE"/>
-        </w:rPr>
-        <w:t>8</w:t>
-      </w:r>
-      <w:r>
-        <w:rPr>
-          <w:lang w:val="ar_AE" w:bidi="ar_AE"/>
-        </w:rPr>
-        <w:t xml:space="preserve"> فَقَالُوا لَهُ: «أَخْبِرْنَا بِسَبَبِ مَنْ هَذِهِ ٱلْمُصِيبَةُ عَلَيْنَا؟ مَا هُوَ عَمَلُكَ؟ وَمِنْ أَيْنَ أَتَيْتَ؟ مَا هِيَ أَرْضُكَ؟ وَمِنْ أَيِّ شَعْبٍ أَنْتَ؟»</w:t>
-      </w:r>
-      <w:r>
-        <w:rPr>
-          <w:lang w:val="ar_AE" w:bidi="ar_AE"/>
-        </w:rPr>
-      </w:r>
-      <w:r>
-        <w:rPr>
-          <w:lang w:val="ar_AE" w:bidi="ar_AE"/>
-        </w:rPr>
+          <w:rtl/>
+          <w:cs/>
+          <w:lang w:val="ar_AE" w:bidi="ar_AE"/>
+        </w:rPr>
+        <w:t>15</w:t>
+      </w:r>
+      <w:r>
+        <w:rPr>
+          <w:rtl/>
+          <w:cs/>
+          <w:lang w:val="ar_AE" w:bidi="ar_AE"/>
+        </w:rPr>
+        <w:t xml:space="preserve"> ثُمَّ أَخَذُوا يُونَانَ وَطَرَحُوهُ فِي ٱلْبَحْرِ، فَوَقَفَ ٱلْبَحْرُ عَنْ هَيَجَانِهِ.</w:t>
       </w:r>
     </w:p>
     <w:p>
@@ -591,8 +691,27 @@
       </w:pPr>
       <w:r>
         <w:rPr>
-          <w:lang w:val="ar_AE" w:bidi="ar_AE"/>
-        </w:rPr>
+          <w:rtl/>
+          <w:cs/>
+          <w:lang w:val="ar_AE" w:bidi="ar_AE"/>
+        </w:rPr>
+      </w:r>
+      <w:r>
+        <w:rPr>
+          <w:vertAlign w:val="superscript"/>
+          <w:rtl/>
+          <w:cs/>
+          <w:lang w:val="ar_AE" w:bidi="ar_AE"/>
+        </w:rPr>
+        <w:t>16</w:t>
+      </w:r>
+      <w:r>
+        <w:rPr>
+          <w:rtl/>
+          <w:cs/>
+          <w:lang w:val="ar_AE" w:bidi="ar_AE"/>
+        </w:rPr>
+        <w:t xml:space="preserve"> فَخَافَ ٱلرِّجَالُ مِنَ ٱلرَّبِّ خَوْفًا عَظِيمًا، وَذَبَحُوا ذَبِيحَةً لِلرَّبِّ وَنَذَرُوا نُذُورًا.</w:t>
       </w:r>
     </w:p>
     <w:p>
@@ -601,385 +720,27 @@
       </w:pPr>
       <w:r>
         <w:rPr>
+          <w:rtl/>
+          <w:cs/>
           <w:lang w:val="ar_AE" w:bidi="ar_AE"/>
         </w:rPr>
       </w:r>
       <w:r>
         <w:rPr>
           <w:vertAlign w:val="superscript"/>
-          <w:lang w:val="ar_AE" w:bidi="ar_AE"/>
-        </w:rPr>
-        <w:t>9</w:t>
-      </w:r>
-      <w:r>
-        <w:rPr>
-          <w:lang w:val="ar_AE" w:bidi="ar_AE"/>
-        </w:rPr>
-        <w:t xml:space="preserve"> فَقَالَ لَهُمْ: «أَنَا عِبْرَانِيٌّ، وَأَنَا خَائِفٌ مِنَ ٱلرَّبِّ إِلَهِ ٱلسَّمَاءِ ٱلَّذِي صَنَعَ ٱلْبَحْرَ وَٱلْبَرَّ».</w:t>
-      </w:r>
-      <w:r>
-        <w:rPr>
-          <w:lang w:val="ar_AE" w:bidi="ar_AE"/>
-        </w:rPr>
-      </w:r>
-      <w:r>
-        <w:rPr>
-          <w:lang w:val="ar_AE" w:bidi="ar_AE"/>
-        </w:rPr>
-      </w:r>
-    </w:p>
-    <w:p>
-      <w:pPr>
-        <w:bidi/>
-      </w:pPr>
-      <w:r>
-        <w:rPr>
-          <w:lang w:val="ar_AE" w:bidi="ar_AE"/>
-        </w:rPr>
-      </w:r>
-    </w:p>
-    <w:p>
-      <w:pPr>
-        <w:bidi/>
-      </w:pPr>
-      <w:r>
-        <w:rPr>
-          <w:lang w:val="ar_AE" w:bidi="ar_AE"/>
-        </w:rPr>
-      </w:r>
-      <w:r>
-        <w:rPr>
-          <w:vertAlign w:val="superscript"/>
-          <w:lang w:val="ar_AE" w:bidi="ar_AE"/>
-        </w:rPr>
-        <w:t>10</w:t>
-      </w:r>
-      <w:r>
-        <w:rPr>
-          <w:lang w:val="ar_AE" w:bidi="ar_AE"/>
-        </w:rPr>
-        <w:t xml:space="preserve"> فَخَافَ ٱلرِّجَالُ خَوْفًا عَظِيمًا، وَقَالُوا لَهُ: «لِمَاذَا فَعَلْتَ هَذَا؟» فَإِنَّ ٱلرِّجَالَ عَرَفُوا أَنَّهُ هَارِبٌ مِنْ وَجْهِ ٱلرَّبِّ، لِأَنَّهُ أَخْبَرَهُمْ.</w:t>
-      </w:r>
-      <w:r>
-        <w:rPr>
-          <w:lang w:val="ar_AE" w:bidi="ar_AE"/>
-        </w:rPr>
-      </w:r>
-      <w:r>
-        <w:rPr>
-          <w:lang w:val="ar_AE" w:bidi="ar_AE"/>
-        </w:rPr>
-      </w:r>
-    </w:p>
-    <w:p>
-      <w:pPr>
-        <w:bidi/>
-      </w:pPr>
-      <w:r>
-        <w:rPr>
-          <w:lang w:val="ar_AE" w:bidi="ar_AE"/>
-        </w:rPr>
-      </w:r>
-    </w:p>
-    <w:p>
-      <w:pPr>
-        <w:bidi/>
-      </w:pPr>
-      <w:r>
-        <w:rPr>
-          <w:lang w:val="ar_AE" w:bidi="ar_AE"/>
-        </w:rPr>
-      </w:r>
-      <w:r>
-        <w:rPr>
-          <w:vertAlign w:val="superscript"/>
-          <w:lang w:val="ar_AE" w:bidi="ar_AE"/>
-        </w:rPr>
-        <w:t>11</w:t>
-      </w:r>
-      <w:r>
-        <w:rPr>
-          <w:lang w:val="ar_AE" w:bidi="ar_AE"/>
-        </w:rPr>
-        <w:t xml:space="preserve"> فَقَالُوا لَهُ: «مَاذَا نَصْنَعُ بِكَ لِيَسْكُنَ ٱلْبَحْرُ عَنَّا؟» لِأَنَّ ٱلْبَحْرَ كَانَ يَزْدَادُ ٱضْطِرَابًا.</w:t>
-      </w:r>
-      <w:r>
-        <w:rPr>
-          <w:lang w:val="ar_AE" w:bidi="ar_AE"/>
-        </w:rPr>
-      </w:r>
-      <w:r>
-        <w:rPr>
-          <w:lang w:val="ar_AE" w:bidi="ar_AE"/>
-        </w:rPr>
-      </w:r>
-    </w:p>
-    <w:p>
-      <w:pPr>
-        <w:bidi/>
-      </w:pPr>
-      <w:r>
-        <w:rPr>
-          <w:lang w:val="ar_AE" w:bidi="ar_AE"/>
-        </w:rPr>
-      </w:r>
-    </w:p>
-    <w:p>
-      <w:pPr>
-        <w:bidi/>
-      </w:pPr>
-      <w:r>
-        <w:rPr>
-          <w:lang w:val="ar_AE" w:bidi="ar_AE"/>
-        </w:rPr>
-      </w:r>
-      <w:r>
-        <w:rPr>
-          <w:vertAlign w:val="superscript"/>
-          <w:lang w:val="ar_AE" w:bidi="ar_AE"/>
-        </w:rPr>
-        <w:t>12</w:t>
-      </w:r>
-      <w:r>
-        <w:rPr>
-          <w:lang w:val="ar_AE" w:bidi="ar_AE"/>
-        </w:rPr>
-        <w:t xml:space="preserve"> فَقَالَ لَهُمْ: «خُذُونِي وَٱطْرَحُونِي فِي ٱلْبَحْرِ فَيَسْكُنَ ٱلْبَحْرُ عَنْكُمْ، لِأَنَّنِي عَالِمٌ أَنَّهُ بِسَبَبِي هَذَا ٱلنَّوْءُ ٱلْعَظِيمُ عَلَيْكُمْ».</w:t>
-      </w:r>
-      <w:r>
-        <w:rPr>
-          <w:lang w:val="ar_AE" w:bidi="ar_AE"/>
-        </w:rPr>
-      </w:r>
-      <w:r>
-        <w:rPr>
-          <w:lang w:val="ar_AE" w:bidi="ar_AE"/>
-        </w:rPr>
-      </w:r>
-    </w:p>
-    <w:p>
-      <w:pPr>
-        <w:bidi/>
-      </w:pPr>
-      <w:r>
-        <w:rPr>
-          <w:lang w:val="ar_AE" w:bidi="ar_AE"/>
-        </w:rPr>
-      </w:r>
-    </w:p>
-    <w:p>
-      <w:pPr>
-        <w:bidi/>
-      </w:pPr>
-      <w:r>
-        <w:rPr>
-          <w:lang w:val="ar_AE" w:bidi="ar_AE"/>
-        </w:rPr>
-      </w:r>
-      <w:r>
-        <w:rPr>
-          <w:vertAlign w:val="superscript"/>
-          <w:lang w:val="ar_AE" w:bidi="ar_AE"/>
-        </w:rPr>
-        <w:t>13</w:t>
-      </w:r>
-      <w:r>
-        <w:rPr>
-          <w:lang w:val="ar_AE" w:bidi="ar_AE"/>
-        </w:rPr>
-        <w:t xml:space="preserve"> وَلَكِنَّ ٱلرِّجَالَ جَذَفُوا لِيُرَجِّعُوا ٱلسَّفِينَةَ إِلَى ٱلْبَرِّ فَلَمْ يَسْتَطِيعُوا، لِأَنَّ ٱلْبَحْرَ كَانَ يَزْدَادُ ٱضْطِرَابًا عَلَيْهِمْ.</w:t>
-      </w:r>
-      <w:r>
-        <w:rPr>
-          <w:lang w:val="ar_AE" w:bidi="ar_AE"/>
-        </w:rPr>
-      </w:r>
-      <w:r>
-        <w:rPr>
-          <w:lang w:val="ar_AE" w:bidi="ar_AE"/>
-        </w:rPr>
-      </w:r>
-    </w:p>
-    <w:p>
-      <w:pPr>
-        <w:bidi/>
-      </w:pPr>
-      <w:r>
-        <w:rPr>
-          <w:lang w:val="ar_AE" w:bidi="ar_AE"/>
-        </w:rPr>
-      </w:r>
-    </w:p>
-    <w:p>
-      <w:pPr>
-        <w:bidi/>
-      </w:pPr>
-      <w:r>
-        <w:rPr>
-          <w:lang w:val="ar_AE" w:bidi="ar_AE"/>
-        </w:rPr>
-      </w:r>
-      <w:r>
-        <w:rPr>
-          <w:vertAlign w:val="superscript"/>
-          <w:lang w:val="ar_AE" w:bidi="ar_AE"/>
-        </w:rPr>
-        <w:t>14</w:t>
-      </w:r>
-      <w:r>
-        <w:rPr>
-          <w:lang w:val="ar_AE" w:bidi="ar_AE"/>
-        </w:rPr>
-        <w:t xml:space="preserve"> فَصَرَخُوا إِلَى ٱلرَّبِّ وَقَالُوا: «آهِ يَارَبُّ، لَا نَهْلِكْ مِنْ أَجْلِ نَفْسِ هَذَا ٱلرَّجُلِ، وَلَا تَجْعَلْ عَلَيْنَا دَمًا بَرِيئًا، لِأَنَّكَ يَارَبُّ فَعَلْتَ كَمَا شِئْتَ».</w:t>
-      </w:r>
-      <w:r>
-        <w:rPr>
-          <w:lang w:val="ar_AE" w:bidi="ar_AE"/>
-        </w:rPr>
-      </w:r>
-      <w:r>
-        <w:rPr>
-          <w:lang w:val="ar_AE" w:bidi="ar_AE"/>
-        </w:rPr>
-      </w:r>
-    </w:p>
-    <w:p>
-      <w:pPr>
-        <w:bidi/>
-      </w:pPr>
-      <w:r>
-        <w:rPr>
-          <w:lang w:val="ar_AE" w:bidi="ar_AE"/>
-        </w:rPr>
-      </w:r>
-    </w:p>
-    <w:p>
-      <w:pPr>
-        <w:bidi/>
-      </w:pPr>
-      <w:r>
-        <w:rPr>
-          <w:lang w:val="ar_AE" w:bidi="ar_AE"/>
-        </w:rPr>
-      </w:r>
-      <w:r>
-        <w:rPr>
-          <w:vertAlign w:val="superscript"/>
-          <w:lang w:val="ar_AE" w:bidi="ar_AE"/>
-        </w:rPr>
-        <w:t>15</w:t>
-      </w:r>
-      <w:r>
-        <w:rPr>
-          <w:lang w:val="ar_AE" w:bidi="ar_AE"/>
-        </w:rPr>
-        <w:t xml:space="preserve"> ثُمَّ أَخَذُوا يُونَانَ وَطَرَحُوهُ فِي ٱلْبَحْرِ، فَوَقَفَ ٱلْبَحْرُ عَنْ هَيَجَانِهِ.</w:t>
-      </w:r>
-      <w:r>
-        <w:rPr>
-          <w:lang w:val="ar_AE" w:bidi="ar_AE"/>
-        </w:rPr>
-      </w:r>
-      <w:r>
-        <w:rPr>
-          <w:lang w:val="ar_AE" w:bidi="ar_AE"/>
-        </w:rPr>
-      </w:r>
-    </w:p>
-    <w:p>
-      <w:pPr>
-        <w:bidi/>
-      </w:pPr>
-      <w:r>
-        <w:rPr>
-          <w:lang w:val="ar_AE" w:bidi="ar_AE"/>
-        </w:rPr>
-      </w:r>
-    </w:p>
-    <w:p>
-      <w:pPr>
-        <w:bidi/>
-      </w:pPr>
-      <w:r>
-        <w:rPr>
-          <w:lang w:val="ar_AE" w:bidi="ar_AE"/>
-        </w:rPr>
-      </w:r>
-      <w:r>
-        <w:rPr>
-          <w:vertAlign w:val="superscript"/>
-          <w:lang w:val="ar_AE" w:bidi="ar_AE"/>
-        </w:rPr>
-        <w:t>16</w:t>
-      </w:r>
-      <w:r>
-        <w:rPr>
-          <w:lang w:val="ar_AE" w:bidi="ar_AE"/>
-        </w:rPr>
-        <w:t xml:space="preserve"> فَخَافَ ٱلرِّجَالُ مِنَ ٱلرَّبِّ خَوْفًا عَظِيمًا، وَذَبَحُوا ذَبِيحَةً لِلرَّبِّ وَنَذَرُوا نُذُورًا.</w:t>
-      </w:r>
-      <w:r>
-        <w:rPr>
-          <w:lang w:val="ar_AE" w:bidi="ar_AE"/>
-        </w:rPr>
-      </w:r>
-      <w:r>
-        <w:rPr>
-          <w:lang w:val="ar_AE" w:bidi="ar_AE"/>
-        </w:rPr>
-      </w:r>
-    </w:p>
-    <w:p>
-      <w:pPr>
-        <w:bidi/>
-      </w:pPr>
-      <w:r>
-        <w:rPr>
-          <w:lang w:val="ar_AE" w:bidi="ar_AE"/>
-        </w:rPr>
-      </w:r>
-    </w:p>
-    <w:p>
-      <w:pPr>
-        <w:bidi/>
-      </w:pPr>
-      <w:r>
-        <w:rPr>
-          <w:lang w:val="ar_AE" w:bidi="ar_AE"/>
-        </w:rPr>
-      </w:r>
-      <w:r>
-        <w:rPr>
-          <w:vertAlign w:val="superscript"/>
+          <w:rtl/>
+          <w:cs/>
           <w:lang w:val="ar_AE" w:bidi="ar_AE"/>
         </w:rPr>
         <w:t>17</w:t>
       </w:r>
       <w:r>
         <w:rPr>
+          <w:rtl/>
+          <w:cs/>
           <w:lang w:val="ar_AE" w:bidi="ar_AE"/>
         </w:rPr>
         <w:t xml:space="preserve"> وَأَمَّا ٱلرَّبُّ فَأَعَدَّ حُوتًا عَظِيمًا لِيَبْتَلِعَ يُونَانَ. فَكَانَ يُونَانُ فِي جَوْفِ ٱلْحُوتِ ثَلَاثَةَ أَيَّامٍ وَثَلَاثَ لَيَالٍ.</w:t>
-      </w:r>
-      <w:r>
-        <w:rPr>
-          <w:lang w:val="ar_AE" w:bidi="ar_AE"/>
-        </w:rPr>
-      </w:r>
-      <w:r>
-        <w:rPr>
-          <w:lang w:val="ar_AE" w:bidi="ar_AE"/>
-        </w:rPr>
-      </w:r>
-    </w:p>
-    <w:p>
-      <w:pPr>
-        <w:bidi/>
-      </w:pPr>
-      <w:r>
-        <w:rPr>
-          <w:lang w:val="ar_AE" w:bidi="ar_AE"/>
-        </w:rPr>
       </w:r>
     </w:p>
     <w:p>
@@ -989,12 +750,16 @@
       </w:pPr>
       <w:r>
         <w:rPr>
+          <w:rtl/>
+          <w:cs/>
           <w:lang w:val="ar_AE" w:bidi="ar_AE"/>
         </w:rPr>
         <w:t>Jonah 2:1</w:t>
       </w:r>
       <w:r>
         <w:rPr>
+          <w:rtl/>
+          <w:cs/>
           <w:lang w:val="ar_AE" w:bidi="ar_AE"/>
         </w:rPr>
       </w:r>
@@ -1005,32 +770,28 @@
       </w:pPr>
       <w:r>
         <w:rPr>
+          <w:rtl/>
+          <w:cs/>
           <w:lang w:val="ar_AE" w:bidi="ar_AE"/>
         </w:rPr>
       </w:r>
       <w:r>
         <w:rPr>
           <w:vertAlign w:val="superscript"/>
+          <w:rtl/>
+          <w:cs/>
           <w:lang w:val="ar_AE" w:bidi="ar_AE"/>
         </w:rPr>
         <w:t>1</w:t>
       </w:r>
       <w:r>
         <w:rPr>
+          <w:rtl/>
+          <w:cs/>
           <w:lang w:val="ar_AE" w:bidi="ar_AE"/>
         </w:rPr>
         <w:t xml:space="preserve"> فَصَلَّى يُونَانُ إِلَى ٱلرَّبِّ إِلَهِهِ مِنْ جَوْفِ ٱلْحُوتِ،</w:t>
       </w:r>
-      <w:r>
-        <w:rPr>
-          <w:lang w:val="ar_AE" w:bidi="ar_AE"/>
-        </w:rPr>
-      </w:r>
-      <w:r>
-        <w:rPr>
-          <w:lang w:val="ar_AE" w:bidi="ar_AE"/>
-        </w:rPr>
-      </w:r>
     </w:p>
     <w:p>
       <w:pPr>
@@ -1038,8 +799,27 @@
       </w:pPr>
       <w:r>
         <w:rPr>
-          <w:lang w:val="ar_AE" w:bidi="ar_AE"/>
-        </w:rPr>
+          <w:rtl/>
+          <w:cs/>
+          <w:lang w:val="ar_AE" w:bidi="ar_AE"/>
+        </w:rPr>
+      </w:r>
+      <w:r>
+        <w:rPr>
+          <w:vertAlign w:val="superscript"/>
+          <w:rtl/>
+          <w:cs/>
+          <w:lang w:val="ar_AE" w:bidi="ar_AE"/>
+        </w:rPr>
+        <w:t>2</w:t>
+      </w:r>
+      <w:r>
+        <w:rPr>
+          <w:rtl/>
+          <w:cs/>
+          <w:lang w:val="ar_AE" w:bidi="ar_AE"/>
+        </w:rPr>
+        <w:t xml:space="preserve"> وَقَالَ: «دَعَوْتُ مِنْ ضِيقِي ٱلرَّبَّ، فَٱسْتَجَابَنِي. صَرَخْتُ مِنْ جَوْفِ ٱلْهَاوِيَةِ، فَسَمِعْتَ صَوْتِي.</w:t>
       </w:r>
     </w:p>
     <w:p>
@@ -1048,31 +828,27 @@
       </w:pPr>
       <w:r>
         <w:rPr>
+          <w:rtl/>
+          <w:cs/>
           <w:lang w:val="ar_AE" w:bidi="ar_AE"/>
         </w:rPr>
       </w:r>
       <w:r>
         <w:rPr>
           <w:vertAlign w:val="superscript"/>
-          <w:lang w:val="ar_AE" w:bidi="ar_AE"/>
-        </w:rPr>
-        <w:t>2</w:t>
-      </w:r>
-      <w:r>
-        <w:rPr>
-          <w:lang w:val="ar_AE" w:bidi="ar_AE"/>
-        </w:rPr>
-        <w:t xml:space="preserve"> وَقَالَ: «دَعَوْتُ مِنْ ضِيقِي ٱلرَّبَّ، فَٱسْتَجَابَنِي. صَرَخْتُ مِنْ جَوْفِ ٱلْهَاوِيَةِ، فَسَمِعْتَ صَوْتِي.</w:t>
-      </w:r>
-      <w:r>
-        <w:rPr>
-          <w:lang w:val="ar_AE" w:bidi="ar_AE"/>
-        </w:rPr>
-      </w:r>
-      <w:r>
-        <w:rPr>
-          <w:lang w:val="ar_AE" w:bidi="ar_AE"/>
-        </w:rPr>
+          <w:rtl/>
+          <w:cs/>
+          <w:lang w:val="ar_AE" w:bidi="ar_AE"/>
+        </w:rPr>
+        <w:t>3</w:t>
+      </w:r>
+      <w:r>
+        <w:rPr>
+          <w:rtl/>
+          <w:cs/>
+          <w:lang w:val="ar_AE" w:bidi="ar_AE"/>
+        </w:rPr>
+        <w:t xml:space="preserve"> لِأَنَّكَ طَرَحْتَنِي فِي ٱلْعُمْقِ فِي قَلْبِ ٱلْبِحَارِ، فَأَحَاطَ بِي نَهْرٌ. جَازَتْ فَوْقِي جَمِيعُ تَيَّارَاتِكَ وَلُجَجِكَ.</w:t>
       </w:r>
     </w:p>
     <w:p>
@@ -1081,8 +857,27 @@
       </w:pPr>
       <w:r>
         <w:rPr>
-          <w:lang w:val="ar_AE" w:bidi="ar_AE"/>
-        </w:rPr>
+          <w:rtl/>
+          <w:cs/>
+          <w:lang w:val="ar_AE" w:bidi="ar_AE"/>
+        </w:rPr>
+      </w:r>
+      <w:r>
+        <w:rPr>
+          <w:vertAlign w:val="superscript"/>
+          <w:rtl/>
+          <w:cs/>
+          <w:lang w:val="ar_AE" w:bidi="ar_AE"/>
+        </w:rPr>
+        <w:t>4</w:t>
+      </w:r>
+      <w:r>
+        <w:rPr>
+          <w:rtl/>
+          <w:cs/>
+          <w:lang w:val="ar_AE" w:bidi="ar_AE"/>
+        </w:rPr>
+        <w:t xml:space="preserve"> فَقُلْتُ: قَدْ طُرِدْتُ مِنْ أَمَامِ عَيْنَيْكَ. وَلَكِنَّنِي أَعُودُ أَنْظُرُ إِلَى هَيْكَلِ قُدْسِكَ.</w:t>
       </w:r>
     </w:p>
     <w:p>
@@ -1091,31 +886,27 @@
       </w:pPr>
       <w:r>
         <w:rPr>
+          <w:rtl/>
+          <w:cs/>
           <w:lang w:val="ar_AE" w:bidi="ar_AE"/>
         </w:rPr>
       </w:r>
       <w:r>
         <w:rPr>
           <w:vertAlign w:val="superscript"/>
-          <w:lang w:val="ar_AE" w:bidi="ar_AE"/>
-        </w:rPr>
-        <w:t>3</w:t>
-      </w:r>
-      <w:r>
-        <w:rPr>
-          <w:lang w:val="ar_AE" w:bidi="ar_AE"/>
-        </w:rPr>
-        <w:t xml:space="preserve"> لِأَنَّكَ طَرَحْتَنِي فِي ٱلْعُمْقِ فِي قَلْبِ ٱلْبِحَارِ، فَأَحَاطَ بِي نَهْرٌ. جَازَتْ فَوْقِي جَمِيعُ تَيَّارَاتِكَ وَلُجَجِكَ.</w:t>
-      </w:r>
-      <w:r>
-        <w:rPr>
-          <w:lang w:val="ar_AE" w:bidi="ar_AE"/>
-        </w:rPr>
-      </w:r>
-      <w:r>
-        <w:rPr>
-          <w:lang w:val="ar_AE" w:bidi="ar_AE"/>
-        </w:rPr>
+          <w:rtl/>
+          <w:cs/>
+          <w:lang w:val="ar_AE" w:bidi="ar_AE"/>
+        </w:rPr>
+        <w:t>5</w:t>
+      </w:r>
+      <w:r>
+        <w:rPr>
+          <w:rtl/>
+          <w:cs/>
+          <w:lang w:val="ar_AE" w:bidi="ar_AE"/>
+        </w:rPr>
+        <w:t xml:space="preserve"> قَدِ ٱكْتَنَفَتْنِي مِيَاهٌ إِلَى ٱلنَّفْسِ. أَحَاطَ بِي غَمْرٌ. ٱلْتَفَّ عُشْبُ ٱلْبَحْرِ بِرَأْسِي.</w:t>
       </w:r>
     </w:p>
     <w:p>
@@ -1124,8 +915,27 @@
       </w:pPr>
       <w:r>
         <w:rPr>
-          <w:lang w:val="ar_AE" w:bidi="ar_AE"/>
-        </w:rPr>
+          <w:rtl/>
+          <w:cs/>
+          <w:lang w:val="ar_AE" w:bidi="ar_AE"/>
+        </w:rPr>
+      </w:r>
+      <w:r>
+        <w:rPr>
+          <w:vertAlign w:val="superscript"/>
+          <w:rtl/>
+          <w:cs/>
+          <w:lang w:val="ar_AE" w:bidi="ar_AE"/>
+        </w:rPr>
+        <w:t>6</w:t>
+      </w:r>
+      <w:r>
+        <w:rPr>
+          <w:rtl/>
+          <w:cs/>
+          <w:lang w:val="ar_AE" w:bidi="ar_AE"/>
+        </w:rPr>
+        <w:t xml:space="preserve"> نَزَلْتُ إِلَى أَسَافِلِ ٱلْجِبَالِ. مَغَالِيقُ ٱلْأَرْضِ عَلَيَّ إِلَى ٱلْأَبَدِ. ثُمَّ أَصْعَدْتَ مِنَ ٱلْوَهْدَةِ حَيَاتِي أَيُّهَا ٱلرَّبُّ إِلَهِي.</w:t>
       </w:r>
     </w:p>
     <w:p>
@@ -1134,31 +944,27 @@
       </w:pPr>
       <w:r>
         <w:rPr>
+          <w:rtl/>
+          <w:cs/>
           <w:lang w:val="ar_AE" w:bidi="ar_AE"/>
         </w:rPr>
       </w:r>
       <w:r>
         <w:rPr>
           <w:vertAlign w:val="superscript"/>
-          <w:lang w:val="ar_AE" w:bidi="ar_AE"/>
-        </w:rPr>
-        <w:t>4</w:t>
-      </w:r>
-      <w:r>
-        <w:rPr>
-          <w:lang w:val="ar_AE" w:bidi="ar_AE"/>
-        </w:rPr>
-        <w:t xml:space="preserve"> فَقُلْتُ: قَدْ طُرِدْتُ مِنْ أَمَامِ عَيْنَيْكَ. وَلَكِنَّنِي أَعُودُ أَنْظُرُ إِلَى هَيْكَلِ قُدْسِكَ.</w:t>
-      </w:r>
-      <w:r>
-        <w:rPr>
-          <w:lang w:val="ar_AE" w:bidi="ar_AE"/>
-        </w:rPr>
-      </w:r>
-      <w:r>
-        <w:rPr>
-          <w:lang w:val="ar_AE" w:bidi="ar_AE"/>
-        </w:rPr>
+          <w:rtl/>
+          <w:cs/>
+          <w:lang w:val="ar_AE" w:bidi="ar_AE"/>
+        </w:rPr>
+        <w:t>7</w:t>
+      </w:r>
+      <w:r>
+        <w:rPr>
+          <w:rtl/>
+          <w:cs/>
+          <w:lang w:val="ar_AE" w:bidi="ar_AE"/>
+        </w:rPr>
+        <w:t xml:space="preserve"> حِينَ أَعْيَتْ فِيَّ نَفْسِي ذَكَرْتُ ٱلرَّبَّ، فَجَاءَتْ إِلَيْكَ صَلَاتِي إِلَى هَيْكَلِ قُدْسِكَ.</w:t>
       </w:r>
     </w:p>
     <w:p>
@@ -1167,8 +973,27 @@
       </w:pPr>
       <w:r>
         <w:rPr>
-          <w:lang w:val="ar_AE" w:bidi="ar_AE"/>
-        </w:rPr>
+          <w:rtl/>
+          <w:cs/>
+          <w:lang w:val="ar_AE" w:bidi="ar_AE"/>
+        </w:rPr>
+      </w:r>
+      <w:r>
+        <w:rPr>
+          <w:vertAlign w:val="superscript"/>
+          <w:rtl/>
+          <w:cs/>
+          <w:lang w:val="ar_AE" w:bidi="ar_AE"/>
+        </w:rPr>
+        <w:t>8</w:t>
+      </w:r>
+      <w:r>
+        <w:rPr>
+          <w:rtl/>
+          <w:cs/>
+          <w:lang w:val="ar_AE" w:bidi="ar_AE"/>
+        </w:rPr>
+        <w:t xml:space="preserve"> اَلَّذِينَ يُرَاعُونَ أَبَاطِيلَ كَاذِبَةً يَتْرُكُونَ نِعْمَتَهُمْ.</w:t>
       </w:r>
     </w:p>
     <w:p>
@@ -1177,31 +1002,27 @@
       </w:pPr>
       <w:r>
         <w:rPr>
+          <w:rtl/>
+          <w:cs/>
           <w:lang w:val="ar_AE" w:bidi="ar_AE"/>
         </w:rPr>
       </w:r>
       <w:r>
         <w:rPr>
           <w:vertAlign w:val="superscript"/>
-          <w:lang w:val="ar_AE" w:bidi="ar_AE"/>
-        </w:rPr>
-        <w:t>5</w:t>
-      </w:r>
-      <w:r>
-        <w:rPr>
-          <w:lang w:val="ar_AE" w:bidi="ar_AE"/>
-        </w:rPr>
-        <w:t xml:space="preserve"> قَدِ ٱكْتَنَفَتْنِي مِيَاهٌ إِلَى ٱلنَّفْسِ. أَحَاطَ بِي غَمْرٌ. ٱلْتَفَّ عُشْبُ ٱلْبَحْرِ بِرَأْسِي.</w:t>
-      </w:r>
-      <w:r>
-        <w:rPr>
-          <w:lang w:val="ar_AE" w:bidi="ar_AE"/>
-        </w:rPr>
-      </w:r>
-      <w:r>
-        <w:rPr>
-          <w:lang w:val="ar_AE" w:bidi="ar_AE"/>
-        </w:rPr>
+          <w:rtl/>
+          <w:cs/>
+          <w:lang w:val="ar_AE" w:bidi="ar_AE"/>
+        </w:rPr>
+        <w:t>9</w:t>
+      </w:r>
+      <w:r>
+        <w:rPr>
+          <w:rtl/>
+          <w:cs/>
+          <w:lang w:val="ar_AE" w:bidi="ar_AE"/>
+        </w:rPr>
+        <w:t xml:space="preserve"> أَمَّا أَنَا فَبِصَوْتِ ٱلْحَمْدِ أَذْبَحُ لَكَ، وَأُوفِي بِمَا نَذَرْتُهُ. لِلرَّبِّ ٱلْخَلَاصُ».</w:t>
       </w:r>
     </w:p>
     <w:p>
@@ -1210,223 +1031,27 @@
       </w:pPr>
       <w:r>
         <w:rPr>
-          <w:lang w:val="ar_AE" w:bidi="ar_AE"/>
-        </w:rPr>
-      </w:r>
-    </w:p>
-    <w:p>
-      <w:pPr>
-        <w:bidi/>
-      </w:pPr>
-      <w:r>
-        <w:rPr>
+          <w:rtl/>
+          <w:cs/>
           <w:lang w:val="ar_AE" w:bidi="ar_AE"/>
         </w:rPr>
       </w:r>
       <w:r>
         <w:rPr>
           <w:vertAlign w:val="superscript"/>
-          <w:lang w:val="ar_AE" w:bidi="ar_AE"/>
-        </w:rPr>
-        <w:t>6</w:t>
-      </w:r>
-      <w:r>
-        <w:rPr>
-          <w:lang w:val="ar_AE" w:bidi="ar_AE"/>
-        </w:rPr>
-        <w:t xml:space="preserve"> نَزَلْتُ إِلَى أَسَافِلِ ٱلْجِبَالِ. مَغَالِيقُ ٱلْأَرْضِ عَلَيَّ إِلَى ٱلْأَبَدِ. ثُمَّ أَصْعَدْتَ مِنَ ٱلْوَهْدَةِ حَيَاتِي أَيُّهَا ٱلرَّبُّ إِلَهِي.</w:t>
-      </w:r>
-      <w:r>
-        <w:rPr>
-          <w:lang w:val="ar_AE" w:bidi="ar_AE"/>
-        </w:rPr>
-      </w:r>
-      <w:r>
-        <w:rPr>
-          <w:lang w:val="ar_AE" w:bidi="ar_AE"/>
-        </w:rPr>
-      </w:r>
-    </w:p>
-    <w:p>
-      <w:pPr>
-        <w:bidi/>
-      </w:pPr>
-      <w:r>
-        <w:rPr>
-          <w:lang w:val="ar_AE" w:bidi="ar_AE"/>
-        </w:rPr>
-      </w:r>
-    </w:p>
-    <w:p>
-      <w:pPr>
-        <w:bidi/>
-      </w:pPr>
-      <w:r>
-        <w:rPr>
-          <w:lang w:val="ar_AE" w:bidi="ar_AE"/>
-        </w:rPr>
-      </w:r>
-      <w:r>
-        <w:rPr>
-          <w:vertAlign w:val="superscript"/>
-          <w:lang w:val="ar_AE" w:bidi="ar_AE"/>
-        </w:rPr>
-        <w:t>7</w:t>
-      </w:r>
-      <w:r>
-        <w:rPr>
-          <w:lang w:val="ar_AE" w:bidi="ar_AE"/>
-        </w:rPr>
-        <w:t xml:space="preserve"> حِينَ أَعْيَتْ فِيَّ نَفْسِي ذَكَرْتُ ٱلرَّبَّ، فَجَاءَتْ إِلَيْكَ صَلَاتِي إِلَى هَيْكَلِ قُدْسِكَ.</w:t>
-      </w:r>
-      <w:r>
-        <w:rPr>
-          <w:lang w:val="ar_AE" w:bidi="ar_AE"/>
-        </w:rPr>
-      </w:r>
-      <w:r>
-        <w:rPr>
-          <w:lang w:val="ar_AE" w:bidi="ar_AE"/>
-        </w:rPr>
-      </w:r>
-    </w:p>
-    <w:p>
-      <w:pPr>
-        <w:bidi/>
-      </w:pPr>
-      <w:r>
-        <w:rPr>
-          <w:lang w:val="ar_AE" w:bidi="ar_AE"/>
-        </w:rPr>
-      </w:r>
-    </w:p>
-    <w:p>
-      <w:pPr>
-        <w:bidi/>
-      </w:pPr>
-      <w:r>
-        <w:rPr>
-          <w:lang w:val="ar_AE" w:bidi="ar_AE"/>
-        </w:rPr>
-      </w:r>
-      <w:r>
-        <w:rPr>
-          <w:vertAlign w:val="superscript"/>
-          <w:lang w:val="ar_AE" w:bidi="ar_AE"/>
-        </w:rPr>
-        <w:t>8</w:t>
-      </w:r>
-      <w:r>
-        <w:rPr>
-          <w:lang w:val="ar_AE" w:bidi="ar_AE"/>
-        </w:rPr>
-        <w:t xml:space="preserve"> اَلَّذِينَ يُرَاعُونَ أَبَاطِيلَ كَاذِبَةً يَتْرُكُونَ نِعْمَتَهُمْ.</w:t>
-      </w:r>
-      <w:r>
-        <w:rPr>
-          <w:lang w:val="ar_AE" w:bidi="ar_AE"/>
-        </w:rPr>
-      </w:r>
-      <w:r>
-        <w:rPr>
-          <w:lang w:val="ar_AE" w:bidi="ar_AE"/>
-        </w:rPr>
-      </w:r>
-    </w:p>
-    <w:p>
-      <w:pPr>
-        <w:bidi/>
-      </w:pPr>
-      <w:r>
-        <w:rPr>
-          <w:lang w:val="ar_AE" w:bidi="ar_AE"/>
-        </w:rPr>
-      </w:r>
-    </w:p>
-    <w:p>
-      <w:pPr>
-        <w:bidi/>
-      </w:pPr>
-      <w:r>
-        <w:rPr>
-          <w:lang w:val="ar_AE" w:bidi="ar_AE"/>
-        </w:rPr>
-      </w:r>
-      <w:r>
-        <w:rPr>
-          <w:vertAlign w:val="superscript"/>
-          <w:lang w:val="ar_AE" w:bidi="ar_AE"/>
-        </w:rPr>
-        <w:t>9</w:t>
-      </w:r>
-      <w:r>
-        <w:rPr>
-          <w:lang w:val="ar_AE" w:bidi="ar_AE"/>
-        </w:rPr>
-        <w:t xml:space="preserve"> أَمَّا أَنَا فَبِصَوْتِ ٱلْحَمْدِ أَذْبَحُ لَكَ، وَأُوفِي بِمَا نَذَرْتُهُ. لِلرَّبِّ ٱلْخَلَاصُ».</w:t>
-      </w:r>
-      <w:r>
-        <w:rPr>
-          <w:lang w:val="ar_AE" w:bidi="ar_AE"/>
-        </w:rPr>
-      </w:r>
-      <w:r>
-        <w:rPr>
-          <w:lang w:val="ar_AE" w:bidi="ar_AE"/>
-        </w:rPr>
-      </w:r>
-    </w:p>
-    <w:p>
-      <w:pPr>
-        <w:bidi/>
-      </w:pPr>
-      <w:r>
-        <w:rPr>
-          <w:lang w:val="ar_AE" w:bidi="ar_AE"/>
-        </w:rPr>
-      </w:r>
-    </w:p>
-    <w:p>
-      <w:pPr>
-        <w:bidi/>
-      </w:pPr>
-      <w:r>
-        <w:rPr>
-          <w:lang w:val="ar_AE" w:bidi="ar_AE"/>
-        </w:rPr>
-      </w:r>
-      <w:r>
-        <w:rPr>
-          <w:vertAlign w:val="superscript"/>
+          <w:rtl/>
+          <w:cs/>
           <w:lang w:val="ar_AE" w:bidi="ar_AE"/>
         </w:rPr>
         <w:t>10</w:t>
       </w:r>
       <w:r>
         <w:rPr>
+          <w:rtl/>
+          <w:cs/>
           <w:lang w:val="ar_AE" w:bidi="ar_AE"/>
         </w:rPr>
         <w:t xml:space="preserve"> وَأَمَرَ ٱلرَّبُّ ٱلْحُوتَ فَقَذَفَ يُونَانَ إِلَى ٱلْبَرِّ.</w:t>
-      </w:r>
-      <w:r>
-        <w:rPr>
-          <w:lang w:val="ar_AE" w:bidi="ar_AE"/>
-        </w:rPr>
-      </w:r>
-      <w:r>
-        <w:rPr>
-          <w:lang w:val="ar_AE" w:bidi="ar_AE"/>
-        </w:rPr>
-      </w:r>
-    </w:p>
-    <w:p>
-      <w:pPr>
-        <w:bidi/>
-      </w:pPr>
-      <w:r>
-        <w:rPr>
-          <w:lang w:val="ar_AE" w:bidi="ar_AE"/>
-        </w:rPr>
       </w:r>
     </w:p>
     <w:p>
@@ -1436,12 +1061,16 @@
       </w:pPr>
       <w:r>
         <w:rPr>
+          <w:rtl/>
+          <w:cs/>
           <w:lang w:val="ar_AE" w:bidi="ar_AE"/>
         </w:rPr>
         <w:t>Jonah 3:1</w:t>
       </w:r>
       <w:r>
         <w:rPr>
+          <w:rtl/>
+          <w:cs/>
           <w:lang w:val="ar_AE" w:bidi="ar_AE"/>
         </w:rPr>
       </w:r>
@@ -1452,32 +1081,28 @@
       </w:pPr>
       <w:r>
         <w:rPr>
+          <w:rtl/>
+          <w:cs/>
           <w:lang w:val="ar_AE" w:bidi="ar_AE"/>
         </w:rPr>
       </w:r>
       <w:r>
         <w:rPr>
           <w:vertAlign w:val="superscript"/>
+          <w:rtl/>
+          <w:cs/>
           <w:lang w:val="ar_AE" w:bidi="ar_AE"/>
         </w:rPr>
         <w:t>1</w:t>
       </w:r>
       <w:r>
         <w:rPr>
+          <w:rtl/>
+          <w:cs/>
           <w:lang w:val="ar_AE" w:bidi="ar_AE"/>
         </w:rPr>
         <w:t xml:space="preserve"> ثُمَّ صَارَ قَوْلُ ٱلرَّبِّ إِلَى يُونَانَ ثَانِيَةً قَائِلًا:</w:t>
       </w:r>
-      <w:r>
-        <w:rPr>
-          <w:lang w:val="ar_AE" w:bidi="ar_AE"/>
-        </w:rPr>
-      </w:r>
-      <w:r>
-        <w:rPr>
-          <w:lang w:val="ar_AE" w:bidi="ar_AE"/>
-        </w:rPr>
-      </w:r>
     </w:p>
     <w:p>
       <w:pPr>
@@ -1485,8 +1110,27 @@
       </w:pPr>
       <w:r>
         <w:rPr>
-          <w:lang w:val="ar_AE" w:bidi="ar_AE"/>
-        </w:rPr>
+          <w:rtl/>
+          <w:cs/>
+          <w:lang w:val="ar_AE" w:bidi="ar_AE"/>
+        </w:rPr>
+      </w:r>
+      <w:r>
+        <w:rPr>
+          <w:vertAlign w:val="superscript"/>
+          <w:rtl/>
+          <w:cs/>
+          <w:lang w:val="ar_AE" w:bidi="ar_AE"/>
+        </w:rPr>
+        <w:t>2</w:t>
+      </w:r>
+      <w:r>
+        <w:rPr>
+          <w:rtl/>
+          <w:cs/>
+          <w:lang w:val="ar_AE" w:bidi="ar_AE"/>
+        </w:rPr>
+        <w:t xml:space="preserve"> «قُمِ ٱذْهَبْ إِلَى نِينَوَى ٱلْمَدِينَةِ ٱلْعَظِيمَةِ، وَنَادِ لَهَا ٱلْمُنَادَاةَ ٱلَّتِي أَنَا مُكَلِّمُكَ بِهَا».</w:t>
       </w:r>
     </w:p>
     <w:p>
@@ -1495,31 +1139,27 @@
       </w:pPr>
       <w:r>
         <w:rPr>
+          <w:rtl/>
+          <w:cs/>
           <w:lang w:val="ar_AE" w:bidi="ar_AE"/>
         </w:rPr>
       </w:r>
       <w:r>
         <w:rPr>
           <w:vertAlign w:val="superscript"/>
-          <w:lang w:val="ar_AE" w:bidi="ar_AE"/>
-        </w:rPr>
-        <w:t>2</w:t>
-      </w:r>
-      <w:r>
-        <w:rPr>
-          <w:lang w:val="ar_AE" w:bidi="ar_AE"/>
-        </w:rPr>
-        <w:t xml:space="preserve"> «قُمِ ٱذْهَبْ إِلَى نِينَوَى ٱلْمَدِينَةِ ٱلْعَظِيمَةِ، وَنَادِ لَهَا ٱلْمُنَادَاةَ ٱلَّتِي أَنَا مُكَلِّمُكَ بِهَا».</w:t>
-      </w:r>
-      <w:r>
-        <w:rPr>
-          <w:lang w:val="ar_AE" w:bidi="ar_AE"/>
-        </w:rPr>
-      </w:r>
-      <w:r>
-        <w:rPr>
-          <w:lang w:val="ar_AE" w:bidi="ar_AE"/>
-        </w:rPr>
+          <w:rtl/>
+          <w:cs/>
+          <w:lang w:val="ar_AE" w:bidi="ar_AE"/>
+        </w:rPr>
+        <w:t>3</w:t>
+      </w:r>
+      <w:r>
+        <w:rPr>
+          <w:rtl/>
+          <w:cs/>
+          <w:lang w:val="ar_AE" w:bidi="ar_AE"/>
+        </w:rPr>
+        <w:t xml:space="preserve"> فَقَامَ يُونَانُ وَذَهَبَ إِلَى نِينَوَى بِحَسَبِ قَوْلِ ٱلرَّبِّ. أَمَّا نِينَوَى فَكَانَتْ مَدِينَةً عَظِيمَةً لِلهِ مَسِيرَةَ ثَلَاثَةِ أَيَّامٍ.</w:t>
       </w:r>
     </w:p>
     <w:p>
@@ -1528,8 +1168,27 @@
       </w:pPr>
       <w:r>
         <w:rPr>
-          <w:lang w:val="ar_AE" w:bidi="ar_AE"/>
-        </w:rPr>
+          <w:rtl/>
+          <w:cs/>
+          <w:lang w:val="ar_AE" w:bidi="ar_AE"/>
+        </w:rPr>
+      </w:r>
+      <w:r>
+        <w:rPr>
+          <w:vertAlign w:val="superscript"/>
+          <w:rtl/>
+          <w:cs/>
+          <w:lang w:val="ar_AE" w:bidi="ar_AE"/>
+        </w:rPr>
+        <w:t>4</w:t>
+      </w:r>
+      <w:r>
+        <w:rPr>
+          <w:rtl/>
+          <w:cs/>
+          <w:lang w:val="ar_AE" w:bidi="ar_AE"/>
+        </w:rPr>
+        <w:t xml:space="preserve"> فَٱبْتَدَأَ يُونَانُ يَدْخُلُ ٱلْمَدِينَةَ مَسِيرَةَ يَوْمٍ وَاحِدٍ، وَنَادَى وَقَالَ: «بَعْدَ أَرْبَعِينَ يَوْمًا تَنْقَلِبُ نِينَوَى».</w:t>
       </w:r>
     </w:p>
     <w:p>
@@ -1538,31 +1197,27 @@
       </w:pPr>
       <w:r>
         <w:rPr>
+          <w:rtl/>
+          <w:cs/>
           <w:lang w:val="ar_AE" w:bidi="ar_AE"/>
         </w:rPr>
       </w:r>
       <w:r>
         <w:rPr>
           <w:vertAlign w:val="superscript"/>
-          <w:lang w:val="ar_AE" w:bidi="ar_AE"/>
-        </w:rPr>
-        <w:t>3</w:t>
-      </w:r>
-      <w:r>
-        <w:rPr>
-          <w:lang w:val="ar_AE" w:bidi="ar_AE"/>
-        </w:rPr>
-        <w:t xml:space="preserve"> فَقَامَ يُونَانُ وَذَهَبَ إِلَى نِينَوَى بِحَسَبِ قَوْلِ ٱلرَّبِّ. أَمَّا نِينَوَى فَكَانَتْ مَدِينَةً عَظِيمَةً لِلهِ مَسِيرَةَ ثَلَاثَةِ أَيَّامٍ.</w:t>
-      </w:r>
-      <w:r>
-        <w:rPr>
-          <w:lang w:val="ar_AE" w:bidi="ar_AE"/>
-        </w:rPr>
-      </w:r>
-      <w:r>
-        <w:rPr>
-          <w:lang w:val="ar_AE" w:bidi="ar_AE"/>
-        </w:rPr>
+          <w:rtl/>
+          <w:cs/>
+          <w:lang w:val="ar_AE" w:bidi="ar_AE"/>
+        </w:rPr>
+        <w:t>5</w:t>
+      </w:r>
+      <w:r>
+        <w:rPr>
+          <w:rtl/>
+          <w:cs/>
+          <w:lang w:val="ar_AE" w:bidi="ar_AE"/>
+        </w:rPr>
+        <w:t xml:space="preserve"> فَآمَنَ أَهْلُ نِينَوَى بِٱللهِ وَنَادَوْا بِصَوْمٍ وَلَبِسُوا مُسُوحًا مِنْ كَبِيرِهِمْ إِلَى صَغِيرِهِمْ.</w:t>
       </w:r>
     </w:p>
     <w:p>
@@ -1571,8 +1226,27 @@
       </w:pPr>
       <w:r>
         <w:rPr>
-          <w:lang w:val="ar_AE" w:bidi="ar_AE"/>
-        </w:rPr>
+          <w:rtl/>
+          <w:cs/>
+          <w:lang w:val="ar_AE" w:bidi="ar_AE"/>
+        </w:rPr>
+      </w:r>
+      <w:r>
+        <w:rPr>
+          <w:vertAlign w:val="superscript"/>
+          <w:rtl/>
+          <w:cs/>
+          <w:lang w:val="ar_AE" w:bidi="ar_AE"/>
+        </w:rPr>
+        <w:t>6</w:t>
+      </w:r>
+      <w:r>
+        <w:rPr>
+          <w:rtl/>
+          <w:cs/>
+          <w:lang w:val="ar_AE" w:bidi="ar_AE"/>
+        </w:rPr>
+        <w:t xml:space="preserve"> وَبَلَغَ ٱلْأَمْرُ مَلِكَ نِينَوَى، فَقَامَ عَنْ كُرْسِيِّهِ وَخَلَعَ رِدَاءَهُ عَنْهُ، وَتَغَطَّى بِمِسْحٍ وَجَلَسَ عَلَى ٱلرَّمَادِ.</w:t>
       </w:r>
     </w:p>
     <w:p>
@@ -1581,31 +1255,27 @@
       </w:pPr>
       <w:r>
         <w:rPr>
+          <w:rtl/>
+          <w:cs/>
           <w:lang w:val="ar_AE" w:bidi="ar_AE"/>
         </w:rPr>
       </w:r>
       <w:r>
         <w:rPr>
           <w:vertAlign w:val="superscript"/>
-          <w:lang w:val="ar_AE" w:bidi="ar_AE"/>
-        </w:rPr>
-        <w:t>4</w:t>
-      </w:r>
-      <w:r>
-        <w:rPr>
-          <w:lang w:val="ar_AE" w:bidi="ar_AE"/>
-        </w:rPr>
-        <w:t xml:space="preserve"> فَٱبْتَدَأَ يُونَانُ يَدْخُلُ ٱلْمَدِينَةَ مَسِيرَةَ يَوْمٍ وَاحِدٍ، وَنَادَى وَقَالَ: «بَعْدَ أَرْبَعِينَ يَوْمًا تَنْقَلِبُ نِينَوَى».</w:t>
-      </w:r>
-      <w:r>
-        <w:rPr>
-          <w:lang w:val="ar_AE" w:bidi="ar_AE"/>
-        </w:rPr>
-      </w:r>
-      <w:r>
-        <w:rPr>
-          <w:lang w:val="ar_AE" w:bidi="ar_AE"/>
-        </w:rPr>
+          <w:rtl/>
+          <w:cs/>
+          <w:lang w:val="ar_AE" w:bidi="ar_AE"/>
+        </w:rPr>
+        <w:t>7</w:t>
+      </w:r>
+      <w:r>
+        <w:rPr>
+          <w:rtl/>
+          <w:cs/>
+          <w:lang w:val="ar_AE" w:bidi="ar_AE"/>
+        </w:rPr>
+        <w:t xml:space="preserve"> وَنُودِيَ وَقِيلَ فِي نِينَوَى عَنْ أَمْرِ ٱلْمَلِكِ وَعُظَمَائِهِ قَائِلًا: «لَا تَذُقِ ٱلنَّاسُ وَلَا ٱلْبَهَائِمُ وَلَا ٱلْبَقَرُ وَلَا ٱلْغَنَمُ شَيْئًا. لَا تَرْعَ وَلَا تَشْرَبْ مَاءً.</w:t>
       </w:r>
     </w:p>
     <w:p>
@@ -1614,8 +1284,27 @@
       </w:pPr>
       <w:r>
         <w:rPr>
-          <w:lang w:val="ar_AE" w:bidi="ar_AE"/>
-        </w:rPr>
+          <w:rtl/>
+          <w:cs/>
+          <w:lang w:val="ar_AE" w:bidi="ar_AE"/>
+        </w:rPr>
+      </w:r>
+      <w:r>
+        <w:rPr>
+          <w:vertAlign w:val="superscript"/>
+          <w:rtl/>
+          <w:cs/>
+          <w:lang w:val="ar_AE" w:bidi="ar_AE"/>
+        </w:rPr>
+        <w:t>8</w:t>
+      </w:r>
+      <w:r>
+        <w:rPr>
+          <w:rtl/>
+          <w:cs/>
+          <w:lang w:val="ar_AE" w:bidi="ar_AE"/>
+        </w:rPr>
+        <w:t xml:space="preserve"> وَلْيَتَغَطَّ بِمُسُوحٍ ٱلنَّاسُ وَٱلْبَهَائِمُ، وَيَصْرُخُوا إِلَى ٱللهِ بِشِدَّةٍ، وَيَرْجِعُوا كُلُّ وَاحِدٍ عَنْ طَرِيقِهِ ٱلرَّدِيئَةِ وَعَنِ ٱلظُّلْمِ ٱلَّذِي فِي أَيْدِيهِمْ،</w:t>
       </w:r>
     </w:p>
     <w:p>
@@ -1624,31 +1313,27 @@
       </w:pPr>
       <w:r>
         <w:rPr>
+          <w:rtl/>
+          <w:cs/>
           <w:lang w:val="ar_AE" w:bidi="ar_AE"/>
         </w:rPr>
       </w:r>
       <w:r>
         <w:rPr>
           <w:vertAlign w:val="superscript"/>
-          <w:lang w:val="ar_AE" w:bidi="ar_AE"/>
-        </w:rPr>
-        <w:t>5</w:t>
-      </w:r>
-      <w:r>
-        <w:rPr>
-          <w:lang w:val="ar_AE" w:bidi="ar_AE"/>
-        </w:rPr>
-        <w:t xml:space="preserve"> فَآمَنَ أَهْلُ نِينَوَى بِٱللهِ وَنَادَوْا بِصَوْمٍ وَلَبِسُوا مُسُوحًا مِنْ كَبِيرِهِمْ إِلَى صَغِيرِهِمْ.</w:t>
-      </w:r>
-      <w:r>
-        <w:rPr>
-          <w:lang w:val="ar_AE" w:bidi="ar_AE"/>
-        </w:rPr>
-      </w:r>
-      <w:r>
-        <w:rPr>
-          <w:lang w:val="ar_AE" w:bidi="ar_AE"/>
-        </w:rPr>
+          <w:rtl/>
+          <w:cs/>
+          <w:lang w:val="ar_AE" w:bidi="ar_AE"/>
+        </w:rPr>
+        <w:t>9</w:t>
+      </w:r>
+      <w:r>
+        <w:rPr>
+          <w:rtl/>
+          <w:cs/>
+          <w:lang w:val="ar_AE" w:bidi="ar_AE"/>
+        </w:rPr>
+        <w:t xml:space="preserve"> لَعَلَّ ٱللهَ يَعُودُ وَيَنْدَمُ وَيَرْجِعُ عَنْ حُمُوِّ غَضَبِهِ فَلَا نَهْلِكَ».</w:t>
       </w:r>
     </w:p>
     <w:p>
@@ -1657,223 +1342,27 @@
       </w:pPr>
       <w:r>
         <w:rPr>
-          <w:lang w:val="ar_AE" w:bidi="ar_AE"/>
-        </w:rPr>
-      </w:r>
-    </w:p>
-    <w:p>
-      <w:pPr>
-        <w:bidi/>
-      </w:pPr>
-      <w:r>
-        <w:rPr>
+          <w:rtl/>
+          <w:cs/>
           <w:lang w:val="ar_AE" w:bidi="ar_AE"/>
         </w:rPr>
       </w:r>
       <w:r>
         <w:rPr>
           <w:vertAlign w:val="superscript"/>
-          <w:lang w:val="ar_AE" w:bidi="ar_AE"/>
-        </w:rPr>
-        <w:t>6</w:t>
-      </w:r>
-      <w:r>
-        <w:rPr>
-          <w:lang w:val="ar_AE" w:bidi="ar_AE"/>
-        </w:rPr>
-        <w:t xml:space="preserve"> وَبَلَغَ ٱلْأَمْرُ مَلِكَ نِينَوَى، فَقَامَ عَنْ كُرْسِيِّهِ وَخَلَعَ رِدَاءَهُ عَنْهُ، وَتَغَطَّى بِمِسْحٍ وَجَلَسَ عَلَى ٱلرَّمَادِ.</w:t>
-      </w:r>
-      <w:r>
-        <w:rPr>
-          <w:lang w:val="ar_AE" w:bidi="ar_AE"/>
-        </w:rPr>
-      </w:r>
-      <w:r>
-        <w:rPr>
-          <w:lang w:val="ar_AE" w:bidi="ar_AE"/>
-        </w:rPr>
-      </w:r>
-    </w:p>
-    <w:p>
-      <w:pPr>
-        <w:bidi/>
-      </w:pPr>
-      <w:r>
-        <w:rPr>
-          <w:lang w:val="ar_AE" w:bidi="ar_AE"/>
-        </w:rPr>
-      </w:r>
-    </w:p>
-    <w:p>
-      <w:pPr>
-        <w:bidi/>
-      </w:pPr>
-      <w:r>
-        <w:rPr>
-          <w:lang w:val="ar_AE" w:bidi="ar_AE"/>
-        </w:rPr>
-      </w:r>
-      <w:r>
-        <w:rPr>
-          <w:vertAlign w:val="superscript"/>
-          <w:lang w:val="ar_AE" w:bidi="ar_AE"/>
-        </w:rPr>
-        <w:t>7</w:t>
-      </w:r>
-      <w:r>
-        <w:rPr>
-          <w:lang w:val="ar_AE" w:bidi="ar_AE"/>
-        </w:rPr>
-        <w:t xml:space="preserve"> وَنُودِيَ وَقِيلَ فِي نِينَوَى عَنْ أَمْرِ ٱلْمَلِكِ وَعُظَمَائِهِ قَائِلًا: «لَا تَذُقِ ٱلنَّاسُ وَلَا ٱلْبَهَائِمُ وَلَا ٱلْبَقَرُ وَلَا ٱلْغَنَمُ شَيْئًا. لَا تَرْعَ وَلَا تَشْرَبْ مَاءً.</w:t>
-      </w:r>
-      <w:r>
-        <w:rPr>
-          <w:lang w:val="ar_AE" w:bidi="ar_AE"/>
-        </w:rPr>
-      </w:r>
-      <w:r>
-        <w:rPr>
-          <w:lang w:val="ar_AE" w:bidi="ar_AE"/>
-        </w:rPr>
-      </w:r>
-    </w:p>
-    <w:p>
-      <w:pPr>
-        <w:bidi/>
-      </w:pPr>
-      <w:r>
-        <w:rPr>
-          <w:lang w:val="ar_AE" w:bidi="ar_AE"/>
-        </w:rPr>
-      </w:r>
-    </w:p>
-    <w:p>
-      <w:pPr>
-        <w:bidi/>
-      </w:pPr>
-      <w:r>
-        <w:rPr>
-          <w:lang w:val="ar_AE" w:bidi="ar_AE"/>
-        </w:rPr>
-      </w:r>
-      <w:r>
-        <w:rPr>
-          <w:vertAlign w:val="superscript"/>
-          <w:lang w:val="ar_AE" w:bidi="ar_AE"/>
-        </w:rPr>
-        <w:t>8</w:t>
-      </w:r>
-      <w:r>
-        <w:rPr>
-          <w:lang w:val="ar_AE" w:bidi="ar_AE"/>
-        </w:rPr>
-        <w:t xml:space="preserve"> وَلْيَتَغَطَّ بِمُسُوحٍ ٱلنَّاسُ وَٱلْبَهَائِمُ، وَيَصْرُخُوا إِلَى ٱللهِ بِشِدَّةٍ، وَيَرْجِعُوا كُلُّ وَاحِدٍ عَنْ طَرِيقِهِ ٱلرَّدِيئَةِ وَعَنِ ٱلظُّلْمِ ٱلَّذِي فِي أَيْدِيهِمْ،</w:t>
-      </w:r>
-      <w:r>
-        <w:rPr>
-          <w:lang w:val="ar_AE" w:bidi="ar_AE"/>
-        </w:rPr>
-      </w:r>
-      <w:r>
-        <w:rPr>
-          <w:lang w:val="ar_AE" w:bidi="ar_AE"/>
-        </w:rPr>
-      </w:r>
-    </w:p>
-    <w:p>
-      <w:pPr>
-        <w:bidi/>
-      </w:pPr>
-      <w:r>
-        <w:rPr>
-          <w:lang w:val="ar_AE" w:bidi="ar_AE"/>
-        </w:rPr>
-      </w:r>
-    </w:p>
-    <w:p>
-      <w:pPr>
-        <w:bidi/>
-      </w:pPr>
-      <w:r>
-        <w:rPr>
-          <w:lang w:val="ar_AE" w:bidi="ar_AE"/>
-        </w:rPr>
-      </w:r>
-      <w:r>
-        <w:rPr>
-          <w:vertAlign w:val="superscript"/>
-          <w:lang w:val="ar_AE" w:bidi="ar_AE"/>
-        </w:rPr>
-        <w:t>9</w:t>
-      </w:r>
-      <w:r>
-        <w:rPr>
-          <w:lang w:val="ar_AE" w:bidi="ar_AE"/>
-        </w:rPr>
-        <w:t xml:space="preserve"> لَعَلَّ ٱللهَ يَعُودُ وَيَنْدَمُ وَيَرْجِعُ عَنْ حُمُوِّ غَضَبِهِ فَلَا نَهْلِكَ».</w:t>
-      </w:r>
-      <w:r>
-        <w:rPr>
-          <w:lang w:val="ar_AE" w:bidi="ar_AE"/>
-        </w:rPr>
-      </w:r>
-      <w:r>
-        <w:rPr>
-          <w:lang w:val="ar_AE" w:bidi="ar_AE"/>
-        </w:rPr>
-      </w:r>
-    </w:p>
-    <w:p>
-      <w:pPr>
-        <w:bidi/>
-      </w:pPr>
-      <w:r>
-        <w:rPr>
-          <w:lang w:val="ar_AE" w:bidi="ar_AE"/>
-        </w:rPr>
-      </w:r>
-    </w:p>
-    <w:p>
-      <w:pPr>
-        <w:bidi/>
-      </w:pPr>
-      <w:r>
-        <w:rPr>
-          <w:lang w:val="ar_AE" w:bidi="ar_AE"/>
-        </w:rPr>
-      </w:r>
-      <w:r>
-        <w:rPr>
-          <w:vertAlign w:val="superscript"/>
+          <w:rtl/>
+          <w:cs/>
           <w:lang w:val="ar_AE" w:bidi="ar_AE"/>
         </w:rPr>
         <w:t>10</w:t>
       </w:r>
       <w:r>
         <w:rPr>
+          <w:rtl/>
+          <w:cs/>
           <w:lang w:val="ar_AE" w:bidi="ar_AE"/>
         </w:rPr>
         <w:t xml:space="preserve"> فَلَمَّا رَأَى ٱللهُ أَعْمَالَهُمْ أَنَّهُمْ رَجَعُوا عَنْ طَرِيقِهِمِ ٱلرَّدِيئَةِ، نَدِمَ ٱللهُ عَلَى ٱلشَّرِّ ٱلَّذِي تَكَلَّمَ أَنْ يَصْنَعَهُ بِهِمْ، فَلَمْ يَصْنَعْهُ.</w:t>
-      </w:r>
-      <w:r>
-        <w:rPr>
-          <w:lang w:val="ar_AE" w:bidi="ar_AE"/>
-        </w:rPr>
-      </w:r>
-      <w:r>
-        <w:rPr>
-          <w:lang w:val="ar_AE" w:bidi="ar_AE"/>
-        </w:rPr>
-      </w:r>
-    </w:p>
-    <w:p>
-      <w:pPr>
-        <w:bidi/>
-      </w:pPr>
-      <w:r>
-        <w:rPr>
-          <w:lang w:val="ar_AE" w:bidi="ar_AE"/>
-        </w:rPr>
       </w:r>
     </w:p>
     <w:p>
@@ -1883,12 +1372,16 @@
       </w:pPr>
       <w:r>
         <w:rPr>
+          <w:rtl/>
+          <w:cs/>
           <w:lang w:val="ar_AE" w:bidi="ar_AE"/>
         </w:rPr>
         <w:t>Jonah 4:1</w:t>
       </w:r>
       <w:r>
         <w:rPr>
+          <w:rtl/>
+          <w:cs/>
           <w:lang w:val="ar_AE" w:bidi="ar_AE"/>
         </w:rPr>
       </w:r>
@@ -1899,32 +1392,28 @@
       </w:pPr>
       <w:r>
         <w:rPr>
+          <w:rtl/>
+          <w:cs/>
           <w:lang w:val="ar_AE" w:bidi="ar_AE"/>
         </w:rPr>
       </w:r>
       <w:r>
         <w:rPr>
           <w:vertAlign w:val="superscript"/>
+          <w:rtl/>
+          <w:cs/>
           <w:lang w:val="ar_AE" w:bidi="ar_AE"/>
         </w:rPr>
         <w:t>1</w:t>
       </w:r>
       <w:r>
         <w:rPr>
+          <w:rtl/>
+          <w:cs/>
           <w:lang w:val="ar_AE" w:bidi="ar_AE"/>
         </w:rPr>
         <w:t xml:space="preserve"> فَغَمَّ ذَلِكَ يُونَانَ غَمًّا شَدِيدًا، فَٱغْتَاظَ.</w:t>
       </w:r>
-      <w:r>
-        <w:rPr>
-          <w:lang w:val="ar_AE" w:bidi="ar_AE"/>
-        </w:rPr>
-      </w:r>
-      <w:r>
-        <w:rPr>
-          <w:lang w:val="ar_AE" w:bidi="ar_AE"/>
-        </w:rPr>
-      </w:r>
     </w:p>
     <w:p>
       <w:pPr>
@@ -1932,8 +1421,27 @@
       </w:pPr>
       <w:r>
         <w:rPr>
-          <w:lang w:val="ar_AE" w:bidi="ar_AE"/>
-        </w:rPr>
+          <w:rtl/>
+          <w:cs/>
+          <w:lang w:val="ar_AE" w:bidi="ar_AE"/>
+        </w:rPr>
+      </w:r>
+      <w:r>
+        <w:rPr>
+          <w:vertAlign w:val="superscript"/>
+          <w:rtl/>
+          <w:cs/>
+          <w:lang w:val="ar_AE" w:bidi="ar_AE"/>
+        </w:rPr>
+        <w:t>2</w:t>
+      </w:r>
+      <w:r>
+        <w:rPr>
+          <w:rtl/>
+          <w:cs/>
+          <w:lang w:val="ar_AE" w:bidi="ar_AE"/>
+        </w:rPr>
+        <w:t xml:space="preserve"> وَصَلَّى إِلَى ٱلرَّبِّ وَقَالَ: «آهِ يَارَبُّ، أَلَيْسَ هَذَا كَلَامِي إِذْ كُنْتُ بَعْدُ فِي أَرْضِي؟ لِذَلِكَ بَادَرْتُ إِلَى ٱلْهَرَبِ إِلَى تَرْشِيشَ، لِأَنِّي عَلِمْتُ أَنَّكَ إِلَهٌ رَؤُوفٌ وَرَحِيمٌ بَطِيءُ ٱلْغَضَبِ وَكَثِيرُ ٱلرَّحْمَةِ وَنَادِمٌ عَلَى ٱلشَّرِّ.</w:t>
       </w:r>
     </w:p>
     <w:p>
@@ -1942,31 +1450,27 @@
       </w:pPr>
       <w:r>
         <w:rPr>
+          <w:rtl/>
+          <w:cs/>
           <w:lang w:val="ar_AE" w:bidi="ar_AE"/>
         </w:rPr>
       </w:r>
       <w:r>
         <w:rPr>
           <w:vertAlign w:val="superscript"/>
-          <w:lang w:val="ar_AE" w:bidi="ar_AE"/>
-        </w:rPr>
-        <w:t>2</w:t>
-      </w:r>
-      <w:r>
-        <w:rPr>
-          <w:lang w:val="ar_AE" w:bidi="ar_AE"/>
-        </w:rPr>
-        <w:t xml:space="preserve"> وَصَلَّى إِلَى ٱلرَّبِّ وَقَالَ: «آهِ يَارَبُّ، أَلَيْسَ هَذَا كَلَامِي إِذْ كُنْتُ بَعْدُ فِي أَرْضِي؟ لِذَلِكَ بَادَرْتُ إِلَى ٱلْهَرَبِ إِلَى تَرْشِيشَ، لِأَنِّي عَلِمْتُ أَنَّكَ إِلَهٌ رَؤُوفٌ وَرَحِيمٌ بَطِيءُ ٱلْغَضَبِ وَكَثِيرُ ٱلرَّحْمَةِ وَنَادِمٌ عَلَى ٱلشَّرِّ.</w:t>
-      </w:r>
-      <w:r>
-        <w:rPr>
-          <w:lang w:val="ar_AE" w:bidi="ar_AE"/>
-        </w:rPr>
-      </w:r>
-      <w:r>
-        <w:rPr>
-          <w:lang w:val="ar_AE" w:bidi="ar_AE"/>
-        </w:rPr>
+          <w:rtl/>
+          <w:cs/>
+          <w:lang w:val="ar_AE" w:bidi="ar_AE"/>
+        </w:rPr>
+        <w:t>3</w:t>
+      </w:r>
+      <w:r>
+        <w:rPr>
+          <w:rtl/>
+          <w:cs/>
+          <w:lang w:val="ar_AE" w:bidi="ar_AE"/>
+        </w:rPr>
+        <w:t xml:space="preserve"> فَٱلْآنَ يَارَبُّ، خُذْ نَفْسِي مِنِّي، لِأَنَّ مَوْتِي خَيْرٌ مِنْ حَيَاتِي».</w:t>
       </w:r>
     </w:p>
     <w:p>
@@ -1975,8 +1479,27 @@
       </w:pPr>
       <w:r>
         <w:rPr>
-          <w:lang w:val="ar_AE" w:bidi="ar_AE"/>
-        </w:rPr>
+          <w:rtl/>
+          <w:cs/>
+          <w:lang w:val="ar_AE" w:bidi="ar_AE"/>
+        </w:rPr>
+      </w:r>
+      <w:r>
+        <w:rPr>
+          <w:vertAlign w:val="superscript"/>
+          <w:rtl/>
+          <w:cs/>
+          <w:lang w:val="ar_AE" w:bidi="ar_AE"/>
+        </w:rPr>
+        <w:t>4</w:t>
+      </w:r>
+      <w:r>
+        <w:rPr>
+          <w:rtl/>
+          <w:cs/>
+          <w:lang w:val="ar_AE" w:bidi="ar_AE"/>
+        </w:rPr>
+        <w:t xml:space="preserve"> فَقَالَ ٱلرَّبُّ: «هَلِ ٱغْتَظْتَ بِٱلصَّوَابِ؟».</w:t>
       </w:r>
     </w:p>
     <w:p>
@@ -1985,31 +1508,27 @@
       </w:pPr>
       <w:r>
         <w:rPr>
+          <w:rtl/>
+          <w:cs/>
           <w:lang w:val="ar_AE" w:bidi="ar_AE"/>
         </w:rPr>
       </w:r>
       <w:r>
         <w:rPr>
           <w:vertAlign w:val="superscript"/>
-          <w:lang w:val="ar_AE" w:bidi="ar_AE"/>
-        </w:rPr>
-        <w:t>3</w:t>
-      </w:r>
-      <w:r>
-        <w:rPr>
-          <w:lang w:val="ar_AE" w:bidi="ar_AE"/>
-        </w:rPr>
-        <w:t xml:space="preserve"> فَٱلْآنَ يَارَبُّ، خُذْ نَفْسِي مِنِّي، لِأَنَّ مَوْتِي خَيْرٌ مِنْ حَيَاتِي».</w:t>
-      </w:r>
-      <w:r>
-        <w:rPr>
-          <w:lang w:val="ar_AE" w:bidi="ar_AE"/>
-        </w:rPr>
-      </w:r>
-      <w:r>
-        <w:rPr>
-          <w:lang w:val="ar_AE" w:bidi="ar_AE"/>
-        </w:rPr>
+          <w:rtl/>
+          <w:cs/>
+          <w:lang w:val="ar_AE" w:bidi="ar_AE"/>
+        </w:rPr>
+        <w:t>5</w:t>
+      </w:r>
+      <w:r>
+        <w:rPr>
+          <w:rtl/>
+          <w:cs/>
+          <w:lang w:val="ar_AE" w:bidi="ar_AE"/>
+        </w:rPr>
+        <w:t xml:space="preserve"> وَخَرَجَ يُونَانُ مِنَ ٱلْمَدِينَةِ وَجَلَسَ شَرْقِيَّ ٱلْمَدِينَةِ، وَصَنَعَ لِنَفْسِهِ هُنَاكَ مَظَلَّةً وَجَلَسَ تَحْتَهَا فِي ٱلظِّلِّ، حَتَّى يَرَى مَاذَا يَحْدُثُ فِي ٱلْمَدِينَةِ.</w:t>
       </w:r>
     </w:p>
     <w:p>
@@ -2018,8 +1537,27 @@
       </w:pPr>
       <w:r>
         <w:rPr>
-          <w:lang w:val="ar_AE" w:bidi="ar_AE"/>
-        </w:rPr>
+          <w:rtl/>
+          <w:cs/>
+          <w:lang w:val="ar_AE" w:bidi="ar_AE"/>
+        </w:rPr>
+      </w:r>
+      <w:r>
+        <w:rPr>
+          <w:vertAlign w:val="superscript"/>
+          <w:rtl/>
+          <w:cs/>
+          <w:lang w:val="ar_AE" w:bidi="ar_AE"/>
+        </w:rPr>
+        <w:t>6</w:t>
+      </w:r>
+      <w:r>
+        <w:rPr>
+          <w:rtl/>
+          <w:cs/>
+          <w:lang w:val="ar_AE" w:bidi="ar_AE"/>
+        </w:rPr>
+        <w:t xml:space="preserve"> فَأَعَدَّ ٱلرَّبُّ ٱلإِلَهُ يَقْطِينَةً فَٱرْتَفَعَتْ فَوْقَ يُونَانَ لِتَكُونَ ظِلًّا عَلَى رَأْسِهِ، لِكَيْ يُخَلِّصَهُ مِنْ غَمِّهِ. فَفَرِحَ يُونَانُ مِنْ أَجْلِ ٱلْيَقْطِينَةِ فَرَحًا عَظِيمًا.</w:t>
       </w:r>
     </w:p>
     <w:p>
@@ -2028,31 +1566,27 @@
       </w:pPr>
       <w:r>
         <w:rPr>
+          <w:rtl/>
+          <w:cs/>
           <w:lang w:val="ar_AE" w:bidi="ar_AE"/>
         </w:rPr>
       </w:r>
       <w:r>
         <w:rPr>
           <w:vertAlign w:val="superscript"/>
-          <w:lang w:val="ar_AE" w:bidi="ar_AE"/>
-        </w:rPr>
-        <w:t>4</w:t>
-      </w:r>
-      <w:r>
-        <w:rPr>
-          <w:lang w:val="ar_AE" w:bidi="ar_AE"/>
-        </w:rPr>
-        <w:t xml:space="preserve"> فَقَالَ ٱلرَّبُّ: «هَلِ ٱغْتَظْتَ بِٱلصَّوَابِ؟».</w:t>
-      </w:r>
-      <w:r>
-        <w:rPr>
-          <w:lang w:val="ar_AE" w:bidi="ar_AE"/>
-        </w:rPr>
-      </w:r>
-      <w:r>
-        <w:rPr>
-          <w:lang w:val="ar_AE" w:bidi="ar_AE"/>
-        </w:rPr>
+          <w:rtl/>
+          <w:cs/>
+          <w:lang w:val="ar_AE" w:bidi="ar_AE"/>
+        </w:rPr>
+        <w:t>7</w:t>
+      </w:r>
+      <w:r>
+        <w:rPr>
+          <w:rtl/>
+          <w:cs/>
+          <w:lang w:val="ar_AE" w:bidi="ar_AE"/>
+        </w:rPr>
+        <w:t xml:space="preserve"> ثُمَّ أَعَدَّ ٱللهُ دُودَةً عِنْدَ طُلُوعِ ٱلْفَجْرِ في ٱلْغَدِ، فَضَرَبَتِ ٱلْيَقْطِينَةَ فَيَبِسَتْ.</w:t>
       </w:r>
     </w:p>
     <w:p>
@@ -2061,8 +1595,27 @@
       </w:pPr>
       <w:r>
         <w:rPr>
-          <w:lang w:val="ar_AE" w:bidi="ar_AE"/>
-        </w:rPr>
+          <w:rtl/>
+          <w:cs/>
+          <w:lang w:val="ar_AE" w:bidi="ar_AE"/>
+        </w:rPr>
+      </w:r>
+      <w:r>
+        <w:rPr>
+          <w:vertAlign w:val="superscript"/>
+          <w:rtl/>
+          <w:cs/>
+          <w:lang w:val="ar_AE" w:bidi="ar_AE"/>
+        </w:rPr>
+        <w:t>8</w:t>
+      </w:r>
+      <w:r>
+        <w:rPr>
+          <w:rtl/>
+          <w:cs/>
+          <w:lang w:val="ar_AE" w:bidi="ar_AE"/>
+        </w:rPr>
+        <w:t xml:space="preserve"> وَحَدَثَ عِنْدَ طُلُوعِ ٱلشَّمْسِ أَنَّ ٱللهَ أَعَدَّ رِيحًا شَرْقِيَّةً حَارَّةً، فَضَرَبَتِ ٱلشَّمْسُ عَلَى رَأْسِ يُونَانَ فَذَبُلَ. فَطَلَبَ لِنَفْسِهِ ٱلْمَوْتَ، وَقَالَ: «مَوْتِي خَيْرٌ مِنْ حَيَاتِي».</w:t>
       </w:r>
     </w:p>
     <w:p>
@@ -2071,31 +1624,27 @@
       </w:pPr>
       <w:r>
         <w:rPr>
+          <w:rtl/>
+          <w:cs/>
           <w:lang w:val="ar_AE" w:bidi="ar_AE"/>
         </w:rPr>
       </w:r>
       <w:r>
         <w:rPr>
           <w:vertAlign w:val="superscript"/>
-          <w:lang w:val="ar_AE" w:bidi="ar_AE"/>
-        </w:rPr>
-        <w:t>5</w:t>
-      </w:r>
-      <w:r>
-        <w:rPr>
-          <w:lang w:val="ar_AE" w:bidi="ar_AE"/>
-        </w:rPr>
-        <w:t xml:space="preserve"> وَخَرَجَ يُونَانُ مِنَ ٱلْمَدِينَةِ وَجَلَسَ شَرْقِيَّ ٱلْمَدِينَةِ، وَصَنَعَ لِنَفْسِهِ هُنَاكَ مَظَلَّةً وَجَلَسَ تَحْتَهَا فِي ٱلظِّلِّ، حَتَّى يَرَى مَاذَا يَحْدُثُ فِي ٱلْمَدِينَةِ.</w:t>
-      </w:r>
-      <w:r>
-        <w:rPr>
-          <w:lang w:val="ar_AE" w:bidi="ar_AE"/>
-        </w:rPr>
-      </w:r>
-      <w:r>
-        <w:rPr>
-          <w:lang w:val="ar_AE" w:bidi="ar_AE"/>
-        </w:rPr>
+          <w:rtl/>
+          <w:cs/>
+          <w:lang w:val="ar_AE" w:bidi="ar_AE"/>
+        </w:rPr>
+        <w:t>9</w:t>
+      </w:r>
+      <w:r>
+        <w:rPr>
+          <w:rtl/>
+          <w:cs/>
+          <w:lang w:val="ar_AE" w:bidi="ar_AE"/>
+        </w:rPr>
+        <w:t xml:space="preserve"> فَقَالَ ٱللهُ لِيُونَانَ: «هَلِ ٱغْتَظْتَ بِٱلصَّوَابِ مِنْ أَجْلِ ٱلْيَقْطِينَةِ؟» فَقَالَ: «ٱغْتَظْتُ بِٱلصَّوَابِ حَتَّى ٱلْمَوْتِ».</w:t>
       </w:r>
     </w:p>
     <w:p>
@@ -2104,8 +1653,27 @@
       </w:pPr>
       <w:r>
         <w:rPr>
-          <w:lang w:val="ar_AE" w:bidi="ar_AE"/>
-        </w:rPr>
+          <w:rtl/>
+          <w:cs/>
+          <w:lang w:val="ar_AE" w:bidi="ar_AE"/>
+        </w:rPr>
+      </w:r>
+      <w:r>
+        <w:rPr>
+          <w:vertAlign w:val="superscript"/>
+          <w:rtl/>
+          <w:cs/>
+          <w:lang w:val="ar_AE" w:bidi="ar_AE"/>
+        </w:rPr>
+        <w:t>10</w:t>
+      </w:r>
+      <w:r>
+        <w:rPr>
+          <w:rtl/>
+          <w:cs/>
+          <w:lang w:val="ar_AE" w:bidi="ar_AE"/>
+        </w:rPr>
+        <w:t xml:space="preserve"> فَقَالَ ٱلرَّبُّ: «أَنْتَ شَفِقْتَ عَلَى ٱلْيَقْطِينَةِ ٱلَّتِي لَمْ تَتْعَبْ فِيهَا وَلَا رَبَّيْتَهَا، ٱلَّتِي بِنْتَ لَيْلَةٍ كَانَتْ وَبِنْتَ لَيْلَةٍ هَلَكَتْ.</w:t>
       </w:r>
     </w:p>
     <w:p>
@@ -2114,246 +1682,27 @@
       </w:pPr>
       <w:r>
         <w:rPr>
+          <w:rtl/>
+          <w:cs/>
           <w:lang w:val="ar_AE" w:bidi="ar_AE"/>
         </w:rPr>
       </w:r>
       <w:r>
         <w:rPr>
           <w:vertAlign w:val="superscript"/>
-          <w:lang w:val="ar_AE" w:bidi="ar_AE"/>
-        </w:rPr>
-        <w:t>6</w:t>
-      </w:r>
-      <w:r>
-        <w:rPr>
-          <w:lang w:val="ar_AE" w:bidi="ar_AE"/>
-        </w:rPr>
-        <w:t xml:space="preserve"> فَأَعَدَّ ٱلرَّبُّ ٱلإِلَهُ يَقْطِينَةً فَٱرْتَفَعَتْ فَوْقَ يُونَانَ لِتَكُونَ ظِلًّا عَلَى رَأْسِهِ، لِكَيْ يُخَلِّصَهُ مِنْ غَمِّهِ. فَفَرِحَ يُونَانُ مِنْ أَجْلِ ٱلْيَقْطِينَةِ فَرَحًا عَظِيمًا.</w:t>
-      </w:r>
-      <w:r>
-        <w:rPr>
-          <w:lang w:val="ar_AE" w:bidi="ar_AE"/>
-        </w:rPr>
-      </w:r>
-      <w:r>
-        <w:rPr>
-          <w:lang w:val="ar_AE" w:bidi="ar_AE"/>
-        </w:rPr>
-      </w:r>
-    </w:p>
-    <w:p>
-      <w:pPr>
-        <w:bidi/>
-      </w:pPr>
-      <w:r>
-        <w:rPr>
-          <w:lang w:val="ar_AE" w:bidi="ar_AE"/>
-        </w:rPr>
-      </w:r>
-    </w:p>
-    <w:p>
-      <w:pPr>
-        <w:bidi/>
-      </w:pPr>
-      <w:r>
-        <w:rPr>
-          <w:lang w:val="ar_AE" w:bidi="ar_AE"/>
-        </w:rPr>
-      </w:r>
-      <w:r>
-        <w:rPr>
-          <w:vertAlign w:val="superscript"/>
-          <w:lang w:val="ar_AE" w:bidi="ar_AE"/>
-        </w:rPr>
-        <w:t>7</w:t>
-      </w:r>
-      <w:r>
-        <w:rPr>
-          <w:lang w:val="ar_AE" w:bidi="ar_AE"/>
-        </w:rPr>
-        <w:t xml:space="preserve"> ثُمَّ أَعَدَّ ٱللهُ دُودَةً عِنْدَ طُلُوعِ ٱلْفَجْرِ في ٱلْغَدِ، فَضَرَبَتِ ٱلْيَقْطِينَةَ فَيَبِسَتْ.</w:t>
-      </w:r>
-      <w:r>
-        <w:rPr>
-          <w:lang w:val="ar_AE" w:bidi="ar_AE"/>
-        </w:rPr>
-      </w:r>
-      <w:r>
-        <w:rPr>
-          <w:lang w:val="ar_AE" w:bidi="ar_AE"/>
-        </w:rPr>
-      </w:r>
-    </w:p>
-    <w:p>
-      <w:pPr>
-        <w:bidi/>
-      </w:pPr>
-      <w:r>
-        <w:rPr>
-          <w:lang w:val="ar_AE" w:bidi="ar_AE"/>
-        </w:rPr>
-      </w:r>
-    </w:p>
-    <w:p>
-      <w:pPr>
-        <w:bidi/>
-      </w:pPr>
-      <w:r>
-        <w:rPr>
-          <w:lang w:val="ar_AE" w:bidi="ar_AE"/>
-        </w:rPr>
-      </w:r>
-      <w:r>
-        <w:rPr>
-          <w:vertAlign w:val="superscript"/>
-          <w:lang w:val="ar_AE" w:bidi="ar_AE"/>
-        </w:rPr>
-        <w:t>8</w:t>
-      </w:r>
-      <w:r>
-        <w:rPr>
-          <w:lang w:val="ar_AE" w:bidi="ar_AE"/>
-        </w:rPr>
-        <w:t xml:space="preserve"> وَحَدَثَ عِنْدَ طُلُوعِ ٱلشَّمْسِ أَنَّ ٱللهَ أَعَدَّ رِيحًا شَرْقِيَّةً حَارَّةً، فَضَرَبَتِ ٱلشَّمْسُ عَلَى رَأْسِ يُونَانَ فَذَبُلَ. فَطَلَبَ لِنَفْسِهِ ٱلْمَوْتَ، وَقَالَ: «مَوْتِي خَيْرٌ مِنْ حَيَاتِي».</w:t>
-      </w:r>
-      <w:r>
-        <w:rPr>
-          <w:lang w:val="ar_AE" w:bidi="ar_AE"/>
-        </w:rPr>
-      </w:r>
-      <w:r>
-        <w:rPr>
-          <w:lang w:val="ar_AE" w:bidi="ar_AE"/>
-        </w:rPr>
-      </w:r>
-    </w:p>
-    <w:p>
-      <w:pPr>
-        <w:bidi/>
-      </w:pPr>
-      <w:r>
-        <w:rPr>
-          <w:lang w:val="ar_AE" w:bidi="ar_AE"/>
-        </w:rPr>
-      </w:r>
-    </w:p>
-    <w:p>
-      <w:pPr>
-        <w:bidi/>
-      </w:pPr>
-      <w:r>
-        <w:rPr>
-          <w:lang w:val="ar_AE" w:bidi="ar_AE"/>
-        </w:rPr>
-      </w:r>
-      <w:r>
-        <w:rPr>
-          <w:vertAlign w:val="superscript"/>
-          <w:lang w:val="ar_AE" w:bidi="ar_AE"/>
-        </w:rPr>
-        <w:t>9</w:t>
-      </w:r>
-      <w:r>
-        <w:rPr>
-          <w:lang w:val="ar_AE" w:bidi="ar_AE"/>
-        </w:rPr>
-        <w:t xml:space="preserve"> فَقَالَ ٱللهُ لِيُونَانَ: «هَلِ ٱغْتَظْتَ بِٱلصَّوَابِ مِنْ أَجْلِ ٱلْيَقْطِينَةِ؟» فَقَالَ: «ٱغْتَظْتُ بِٱلصَّوَابِ حَتَّى ٱلْمَوْتِ».</w:t>
-      </w:r>
-      <w:r>
-        <w:rPr>
-          <w:lang w:val="ar_AE" w:bidi="ar_AE"/>
-        </w:rPr>
-      </w:r>
-      <w:r>
-        <w:rPr>
-          <w:lang w:val="ar_AE" w:bidi="ar_AE"/>
-        </w:rPr>
-      </w:r>
-    </w:p>
-    <w:p>
-      <w:pPr>
-        <w:bidi/>
-      </w:pPr>
-      <w:r>
-        <w:rPr>
-          <w:lang w:val="ar_AE" w:bidi="ar_AE"/>
-        </w:rPr>
-      </w:r>
-    </w:p>
-    <w:p>
-      <w:pPr>
-        <w:bidi/>
-      </w:pPr>
-      <w:r>
-        <w:rPr>
-          <w:lang w:val="ar_AE" w:bidi="ar_AE"/>
-        </w:rPr>
-      </w:r>
-      <w:r>
-        <w:rPr>
-          <w:vertAlign w:val="superscript"/>
-          <w:lang w:val="ar_AE" w:bidi="ar_AE"/>
-        </w:rPr>
-        <w:t>10</w:t>
-      </w:r>
-      <w:r>
-        <w:rPr>
-          <w:lang w:val="ar_AE" w:bidi="ar_AE"/>
-        </w:rPr>
-        <w:t xml:space="preserve"> فَقَالَ ٱلرَّبُّ: «أَنْتَ شَفِقْتَ عَلَى ٱلْيَقْطِينَةِ ٱلَّتِي لَمْ تَتْعَبْ فِيهَا وَلَا رَبَّيْتَهَا، ٱلَّتِي بِنْتَ لَيْلَةٍ كَانَتْ وَبِنْتَ لَيْلَةٍ هَلَكَتْ.</w:t>
-      </w:r>
-      <w:r>
-        <w:rPr>
-          <w:lang w:val="ar_AE" w:bidi="ar_AE"/>
-        </w:rPr>
-      </w:r>
-      <w:r>
-        <w:rPr>
-          <w:lang w:val="ar_AE" w:bidi="ar_AE"/>
-        </w:rPr>
-      </w:r>
-    </w:p>
-    <w:p>
-      <w:pPr>
-        <w:bidi/>
-      </w:pPr>
-      <w:r>
-        <w:rPr>
-          <w:lang w:val="ar_AE" w:bidi="ar_AE"/>
-        </w:rPr>
-      </w:r>
-    </w:p>
-    <w:p>
-      <w:pPr>
-        <w:bidi/>
-      </w:pPr>
-      <w:r>
-        <w:rPr>
-          <w:lang w:val="ar_AE" w:bidi="ar_AE"/>
-        </w:rPr>
-      </w:r>
-      <w:r>
-        <w:rPr>
-          <w:vertAlign w:val="superscript"/>
+          <w:rtl/>
+          <w:cs/>
           <w:lang w:val="ar_AE" w:bidi="ar_AE"/>
         </w:rPr>
         <w:t>11</w:t>
       </w:r>
       <w:r>
         <w:rPr>
+          <w:rtl/>
+          <w:cs/>
           <w:lang w:val="ar_AE" w:bidi="ar_AE"/>
         </w:rPr>
         <w:t xml:space="preserve"> أَفَلَا أَشْفَقُ أَنَا عَلَى نِينَوَى ٱلْمَدِينَةِ ٱلْعَظِيمَةِ ٱلَّتِي يُوجَدُ فِيهَا أَكْثَرُ مِنِ ٱثْنَتَيْ عَشَرَةَ رِبْوَةً مِنَ ٱلنَّاسِ ٱلَّذِينَ لَا يَعْرِفُونَ يَمِينَهُمْ مِنْ شِمَالِهِمْ، وَبَهَائِمُ كَثِيرَةٌ؟».</w:t>
-      </w:r>
-      <w:r>
-        <w:rPr>
-          <w:lang w:val="ar_AE" w:bidi="ar_AE"/>
-        </w:rPr>
-      </w:r>
-      <w:r>
-        <w:rPr>
-          <w:lang w:val="ar_AE" w:bidi="ar_AE"/>
-        </w:rPr>
       </w:r>
     </w:p>
     <w:sectPr>
